--- a/book/3-template-evaluate.docx
+++ b/book/3-template-evaluate.docx
@@ -1,53 +1,53 @@
 
 <file path=word/document.xml><?xml version="1.0" encoding="utf-8"?>
-<w:document xmlns:wpc="http://schemas.microsoft.com/office/word/2010/wordprocessingCanvas" xmlns:cx="http://schemas.microsoft.com/office/drawing/2014/chartex" xmlns:cx1="http://schemas.microsoft.com/office/drawing/2015/9/8/chartex" xmlns:cx2="http://schemas.microsoft.com/office/drawing/2015/10/21/chartex" xmlns:cx3="http://schemas.microsoft.com/office/drawing/2016/5/9/chartex" xmlns:cx4="http://schemas.microsoft.com/office/drawing/2016/5/10/chartex" xmlns:cx5="http://schemas.microsoft.com/office/drawing/2016/5/11/chartex" xmlns:cx6="http://schemas.microsoft.com/office/drawing/2016/5/12/chartex" xmlns:cx7="http://schemas.microsoft.com/office/drawing/2016/5/13/chartex" xmlns:cx8="http://schemas.microsoft.com/office/drawing/2016/5/14/chartex" xmlns:mc="http://schemas.openxmlformats.org/markup-compatibility/2006" xmlns:aink="http://schemas.microsoft.com/office/drawing/2016/ink" xmlns:am3d="http://schemas.microsoft.com/office/drawing/2017/model3d" xmlns:o="urn:schemas-microsoft-com:office:office" xmlns:oel="http://schemas.microsoft.com/office/2019/extlst" xmlns:r="http://schemas.openxmlformats.org/officeDocument/2006/relationships" xmlns:m="http://schemas.openxmlformats.org/officeDocument/2006/math" xmlns:v="urn:schemas-microsoft-com:vml" xmlns:wp14="http://schemas.microsoft.com/office/word/2010/wordprocessingDrawing" xmlns:wp="http://schemas.openxmlformats.org/drawingml/2006/wordprocessingDrawing" xmlns:w10="urn:schemas-microsoft-com:office:word" xmlns:w="http://schemas.openxmlformats.org/wordprocessingml/2006/main" xmlns:w14="http://schemas.microsoft.com/office/word/2010/wordml" xmlns:w15="http://schemas.microsoft.com/office/word/2012/wordml" xmlns:w16cei="http://schemas.microsoft.com/office/word/2026/wordml/cei" xmlns:w16cex="http://schemas.microsoft.com/office/word/2018/wordml/cex" xmlns:w16cid="http://schemas.microsoft.com/office/word/2016/wordml/cid" xmlns:w16="http://schemas.microsoft.com/office/word/2018/wordml" xmlns:w16du="http://schemas.microsoft.com/office/word/2023/wordml/word16du" xmlns:w16sdtdh="http://schemas.microsoft.com/office/word/2020/wordml/sdtdatahash" xmlns:w16sdtfl="http://schemas.microsoft.com/office/word/2024/wordml/sdtformatlock" xmlns:w16se="http://schemas.microsoft.com/office/word/2015/wordml/symex" xmlns:wpg="http://schemas.microsoft.com/office/word/2010/wordprocessingGroup" xmlns:wpi="http://schemas.microsoft.com/office/word/2010/wordprocessingInk" xmlns:wne="http://schemas.microsoft.com/office/word/2006/wordml" xmlns:wps="http://schemas.microsoft.com/office/word/2010/wordprocessingShape" mc:Ignorable="w14 w15 w16se w16cid w16 w16cex w16sdtdh w16sdtfl w16du wp14">
+<w:document xmlns:wpc="http://schemas.microsoft.com/office/word/2010/wordprocessingCanvas" xmlns:cx="http://schemas.microsoft.com/office/drawing/2014/chartex" xmlns:cx1="http://schemas.microsoft.com/office/drawing/2015/9/8/chartex" xmlns:cx2="http://schemas.microsoft.com/office/drawing/2015/10/21/chartex" xmlns:cx3="http://schemas.microsoft.com/office/drawing/2016/5/9/chartex" xmlns:cx4="http://schemas.microsoft.com/office/drawing/2016/5/10/chartex" xmlns:cx5="http://schemas.microsoft.com/office/drawing/2016/5/11/chartex" xmlns:cx6="http://schemas.microsoft.com/office/drawing/2016/5/12/chartex" xmlns:cx7="http://schemas.microsoft.com/office/drawing/2016/5/13/chartex" xmlns:cx8="http://schemas.microsoft.com/office/drawing/2016/5/14/chartex" xmlns:mc="http://schemas.openxmlformats.org/markup-compatibility/2006" xmlns:aink="http://schemas.microsoft.com/office/drawing/2016/ink" xmlns:am3d="http://schemas.microsoft.com/office/drawing/2017/model3d" xmlns:o="urn:schemas-microsoft-com:office:office" xmlns:oel="http://schemas.microsoft.com/office/2019/extlst" xmlns:r="http://schemas.openxmlformats.org/officeDocument/2006/relationships" xmlns:m="http://schemas.openxmlformats.org/officeDocument/2006/math" xmlns:v="urn:schemas-microsoft-com:vml" xmlns:wp14="http://schemas.microsoft.com/office/word/2010/wordprocessingDrawing" xmlns:wp="http://schemas.openxmlformats.org/drawingml/2006/wordprocessingDrawing" xmlns:w10="urn:schemas-microsoft-com:office:word" xmlns:w="http://schemas.openxmlformats.org/wordprocessingml/2006/main" xmlns:w14="http://schemas.microsoft.com/office/word/2010/wordml" xmlns:w15="http://schemas.microsoft.com/office/word/2012/wordml" xmlns:w16cex="http://schemas.microsoft.com/office/word/2018/wordml/cex" xmlns:w16cid="http://schemas.microsoft.com/office/word/2016/wordml/cid" xmlns:w16="http://schemas.microsoft.com/office/word/2018/wordml" xmlns:w16du="http://schemas.microsoft.com/office/word/2023/wordml/word16du" xmlns:w16sdtdh="http://schemas.microsoft.com/office/word/2020/wordml/sdtdatahash" xmlns:w16sdtfl="http://schemas.microsoft.com/office/word/2024/wordml/sdtformatlock" xmlns:w16se="http://schemas.microsoft.com/office/word/2015/wordml/symex" xmlns:wpg="http://schemas.microsoft.com/office/word/2010/wordprocessingGroup" xmlns:wpi="http://schemas.microsoft.com/office/word/2010/wordprocessingInk" xmlns:wne="http://schemas.microsoft.com/office/word/2006/wordml" xmlns:wps="http://schemas.microsoft.com/office/word/2010/wordprocessingShape" mc:Ignorable="w14 w15 w16se w16cid w16 w16cex w16sdtdh w16sdtfl w16du wp14">
   <w:body>
     <w:p>
       <w:pPr>
         <w:pStyle w:val="Title"/>
         <w:rPr>
-          <w:rFonts w:ascii="Calibri" w:hAnsi="Calibri" w:eastAsia="Calibri" w:cs="Calibri"/>
-          <w:lang w:val="en-US"/>
-        </w:rPr>
-      </w:pPr>
-      <w:r>
-        <w:rPr>
-          <w:rFonts w:ascii="Calibri" w:hAnsi="Calibri" w:eastAsia="Calibri" w:cs="Calibri"/>
+          <w:rFonts w:ascii="Calibri" w:eastAsia="Calibri" w:hAnsi="Calibri" w:cs="Calibri"/>
+          <w:lang w:val="en-US"/>
+        </w:rPr>
+      </w:pPr>
+      <w:r>
+        <w:rPr>
+          <w:rFonts w:ascii="Calibri" w:eastAsia="Calibri" w:hAnsi="Calibri" w:cs="Calibri"/>
           <w:lang w:val="en-US"/>
         </w:rPr>
         <w:t>Template</w:t>
       </w:r>
       <w:r>
         <w:rPr>
-          <w:rFonts w:ascii="Calibri" w:hAnsi="Calibri" w:eastAsia="Calibri" w:cs="Calibri"/>
+          <w:rFonts w:ascii="Calibri" w:eastAsia="Calibri" w:hAnsi="Calibri" w:cs="Calibri"/>
           <w:lang w:val="en-US"/>
         </w:rPr>
         <w:t xml:space="preserve">: </w:t>
       </w:r>
       <w:r>
         <w:rPr>
-          <w:rFonts w:ascii="Calibri" w:hAnsi="Calibri" w:eastAsia="Calibri" w:cs="Calibri"/>
+          <w:rFonts w:ascii="Calibri" w:eastAsia="Calibri" w:hAnsi="Calibri" w:cs="Calibri"/>
           <w:lang w:val="en-US"/>
         </w:rPr>
         <w:t>Evaluat</w:t>
       </w:r>
       <w:r>
         <w:rPr>
-          <w:rFonts w:ascii="Calibri" w:hAnsi="Calibri" w:eastAsia="Calibri" w:cs="Calibri"/>
+          <w:rFonts w:ascii="Calibri" w:eastAsia="Calibri" w:hAnsi="Calibri" w:cs="Calibri"/>
           <w:lang w:val="en-US"/>
         </w:rPr>
         <w:t>e</w:t>
       </w:r>
       <w:r>
         <w:rPr>
-          <w:rFonts w:ascii="Calibri" w:hAnsi="Calibri" w:eastAsia="Calibri" w:cs="Calibri"/>
+          <w:rFonts w:ascii="Calibri" w:eastAsia="Calibri" w:hAnsi="Calibri" w:cs="Calibri"/>
           <w:lang w:val="en-US"/>
         </w:rPr>
         <w:t xml:space="preserve"> and Select </w:t>
       </w:r>
       <w:r>
         <w:rPr>
-          <w:rFonts w:ascii="Calibri" w:hAnsi="Calibri" w:eastAsia="Calibri" w:cs="Calibri"/>
+          <w:rFonts w:ascii="Calibri" w:eastAsia="Calibri" w:hAnsi="Calibri" w:cs="Calibri"/>
           <w:lang w:val="en-US"/>
         </w:rPr>
         <w:t>Sources</w:t>
@@ -56,22 +56,22 @@
     <w:p>
       <w:pPr>
         <w:rPr>
-          <w:rFonts w:ascii="Calibri" w:hAnsi="Calibri" w:eastAsia="Calibri" w:cs="Calibri"/>
-          <w:lang w:val="en-US"/>
-        </w:rPr>
-      </w:pPr>
-      <w:r>
-        <w:rPr>
-          <w:rFonts w:ascii="Calibri" w:hAnsi="Calibri" w:eastAsia="Calibri" w:cs="Calibri"/>
+          <w:rFonts w:ascii="Calibri" w:eastAsia="Calibri" w:hAnsi="Calibri" w:cs="Calibri"/>
+          <w:lang w:val="en-US"/>
+        </w:rPr>
+      </w:pPr>
+      <w:r>
+        <w:rPr>
+          <w:rFonts w:ascii="Calibri" w:eastAsia="Calibri" w:hAnsi="Calibri" w:cs="Calibri"/>
           <w:lang w:val="en-US"/>
         </w:rPr>
         <w:t xml:space="preserve">Related to </w:t>
       </w:r>
-      <w:hyperlink r:id="Rfe2539c73c9c4c79">
+      <w:hyperlink r:id="rId8">
         <w:r>
           <w:rPr>
             <w:rStyle w:val="Hyperlink"/>
-            <w:rFonts w:ascii="Calibri" w:hAnsi="Calibri" w:eastAsia="Calibri" w:cs="Calibri"/>
+            <w:rFonts w:ascii="Calibri" w:eastAsia="Calibri" w:hAnsi="Calibri" w:cs="Calibri"/>
             <w:lang w:val="en-US"/>
           </w:rPr>
           <w:t>Chapter 3 of the thesis guide</w:t>
@@ -81,203 +81,154 @@
     <w:p>
       <w:pPr>
         <w:rPr>
-          <w:rFonts w:ascii="Calibri" w:hAnsi="Calibri" w:eastAsia="Calibri" w:cs="Calibri"/>
-          <w:lang w:val="en-US"/>
-        </w:rPr>
-      </w:pPr>
-      <w:r>
-        <w:rPr>
-          <w:rFonts w:ascii="Calibri" w:hAnsi="Calibri" w:eastAsia="Calibri" w:cs="Calibri"/>
+          <w:rFonts w:ascii="Calibri" w:eastAsia="Calibri" w:hAnsi="Calibri" w:cs="Calibri"/>
+          <w:lang w:val="en-US"/>
+        </w:rPr>
+      </w:pPr>
+      <w:r>
+        <w:rPr>
+          <w:rFonts w:ascii="Calibri" w:eastAsia="Calibri" w:hAnsi="Calibri" w:cs="Calibri"/>
           <w:lang w:val="en-US"/>
         </w:rPr>
         <w:t xml:space="preserve">You have a number of </w:t>
       </w:r>
       <w:r>
         <w:rPr>
-          <w:rFonts w:ascii="Calibri" w:hAnsi="Calibri" w:eastAsia="Calibri" w:cs="Calibri"/>
-          <w:lang w:val="en-US"/>
-        </w:rPr>
-        <w:t>search</w:t>
-      </w:r>
-      <w:r>
-        <w:rPr>
-          <w:rFonts w:ascii="Calibri" w:hAnsi="Calibri" w:eastAsia="Calibri" w:cs="Calibri"/>
-          <w:lang w:val="en-US"/>
-        </w:rPr>
-        <w:t xml:space="preserve"> </w:t>
-      </w:r>
-      <w:r>
-        <w:rPr>
-          <w:rFonts w:ascii="Calibri" w:hAnsi="Calibri" w:eastAsia="Calibri" w:cs="Calibri"/>
-          <w:lang w:val="en-US"/>
-        </w:rPr>
-        <w:t>results</w:t>
-      </w:r>
-      <w:r>
-        <w:rPr>
-          <w:rFonts w:ascii="Calibri" w:hAnsi="Calibri" w:eastAsia="Calibri" w:cs="Calibri"/>
-          <w:lang w:val="en-US"/>
-        </w:rPr>
-        <w:t>, and</w:t>
-      </w:r>
-      <w:r>
-        <w:rPr>
-          <w:rFonts w:ascii="Calibri" w:hAnsi="Calibri" w:eastAsia="Calibri" w:cs="Calibri"/>
-          <w:lang w:val="en-US"/>
-        </w:rPr>
-        <w:t xml:space="preserve"> want to decide which sources you want </w:t>
-      </w:r>
-      <w:r>
-        <w:rPr>
-          <w:rFonts w:ascii="Calibri" w:hAnsi="Calibri" w:eastAsia="Calibri" w:cs="Calibri"/>
+          <w:rFonts w:ascii="Calibri" w:eastAsia="Calibri" w:hAnsi="Calibri" w:cs="Calibri"/>
+          <w:lang w:val="en-US"/>
+        </w:rPr>
+        <w:t>search results</w:t>
+      </w:r>
+      <w:r>
+        <w:rPr>
+          <w:rFonts w:ascii="Calibri" w:eastAsia="Calibri" w:hAnsi="Calibri" w:cs="Calibri"/>
+          <w:lang w:val="en-US"/>
+        </w:rPr>
+        <w:t xml:space="preserve">, and want to decide which sources you want </w:t>
+      </w:r>
+      <w:r>
+        <w:rPr>
+          <w:rFonts w:ascii="Calibri" w:eastAsia="Calibri" w:hAnsi="Calibri" w:cs="Calibri"/>
           <w:lang w:val="en-US"/>
         </w:rPr>
         <w:t>to a</w:t>
       </w:r>
       <w:r>
         <w:rPr>
-          <w:rFonts w:ascii="Calibri" w:hAnsi="Calibri" w:eastAsia="Calibri" w:cs="Calibri"/>
+          <w:rFonts w:ascii="Calibri" w:eastAsia="Calibri" w:hAnsi="Calibri" w:cs="Calibri"/>
           <w:lang w:val="en-US"/>
         </w:rPr>
         <w:t>dd to your</w:t>
       </w:r>
       <w:r>
         <w:rPr>
-          <w:rFonts w:ascii="Calibri" w:hAnsi="Calibri" w:eastAsia="Calibri" w:cs="Calibri"/>
+          <w:rFonts w:ascii="Calibri" w:eastAsia="Calibri" w:hAnsi="Calibri" w:cs="Calibri"/>
           <w:lang w:val="en-US"/>
         </w:rPr>
         <w:t xml:space="preserve"> reading list</w:t>
       </w:r>
       <w:r>
         <w:rPr>
-          <w:rFonts w:ascii="Calibri" w:hAnsi="Calibri" w:eastAsia="Calibri" w:cs="Calibri"/>
+          <w:rFonts w:ascii="Calibri" w:eastAsia="Calibri" w:hAnsi="Calibri" w:cs="Calibri"/>
           <w:lang w:val="en-US"/>
         </w:rPr>
         <w:t xml:space="preserve"> to study further</w:t>
       </w:r>
       <w:r>
         <w:rPr>
-          <w:rFonts w:ascii="Calibri" w:hAnsi="Calibri" w:eastAsia="Calibri" w:cs="Calibri"/>
-          <w:lang w:val="en-US"/>
-        </w:rPr>
-        <w:t xml:space="preserve">. We provide here some strategies to narrow down your </w:t>
-      </w:r>
-      <w:r>
-        <w:rPr>
-          <w:rFonts w:ascii="Calibri" w:hAnsi="Calibri" w:eastAsia="Calibri" w:cs="Calibri"/>
-          <w:lang w:val="en-US"/>
-        </w:rPr>
-        <w:t>initial</w:t>
-      </w:r>
-      <w:r>
-        <w:rPr>
-          <w:rFonts w:ascii="Calibri" w:hAnsi="Calibri" w:eastAsia="Calibri" w:cs="Calibri"/>
-          <w:lang w:val="en-US"/>
-        </w:rPr>
-        <w:t xml:space="preserve"> search results to a reading list</w:t>
-      </w:r>
-      <w:r>
-        <w:rPr>
-          <w:rFonts w:ascii="Calibri" w:hAnsi="Calibri" w:eastAsia="Calibri" w:cs="Calibri"/>
+          <w:rFonts w:ascii="Calibri" w:eastAsia="Calibri" w:hAnsi="Calibri" w:cs="Calibri"/>
+          <w:lang w:val="en-US"/>
+        </w:rPr>
+        <w:t>. We provide here some strategies to narrow down your initial search results to a reading list</w:t>
+      </w:r>
+      <w:r>
+        <w:rPr>
+          <w:rFonts w:ascii="Calibri" w:eastAsia="Calibri" w:hAnsi="Calibri" w:cs="Calibri"/>
           <w:lang w:val="en-US"/>
         </w:rPr>
         <w:t xml:space="preserve">, based on the </w:t>
       </w:r>
       <w:r>
         <w:rPr>
-          <w:rFonts w:ascii="Calibri" w:hAnsi="Calibri" w:eastAsia="Calibri" w:cs="Calibri"/>
+          <w:rFonts w:ascii="Calibri" w:eastAsia="Calibri" w:hAnsi="Calibri" w:cs="Calibri"/>
           <w:lang w:val="en-US"/>
         </w:rPr>
         <w:t>number</w:t>
       </w:r>
       <w:r>
         <w:rPr>
-          <w:rFonts w:ascii="Calibri" w:hAnsi="Calibri" w:eastAsia="Calibri" w:cs="Calibri"/>
-          <w:lang w:val="en-US"/>
-        </w:rPr>
-        <w:t xml:space="preserve"> of</w:t>
-      </w:r>
-      <w:r>
-        <w:rPr>
-          <w:rFonts w:ascii="Calibri" w:hAnsi="Calibri" w:eastAsia="Calibri" w:cs="Calibri"/>
-          <w:lang w:val="en-US"/>
-        </w:rPr>
-        <w:t xml:space="preserve"> sources you want to include in your project and how many results you have from your search.</w:t>
+          <w:rFonts w:ascii="Calibri" w:eastAsia="Calibri" w:hAnsi="Calibri" w:cs="Calibri"/>
+          <w:lang w:val="en-US"/>
+        </w:rPr>
+        <w:t xml:space="preserve"> of sources you want to include in your project and how many results you have from your search.</w:t>
       </w:r>
     </w:p>
     <w:p>
       <w:pPr>
         <w:rPr>
-          <w:rFonts w:ascii="Calibri" w:hAnsi="Calibri" w:eastAsia="Calibri" w:cs="Calibri"/>
-          <w:lang w:val="en-US"/>
-        </w:rPr>
-      </w:pPr>
-      <w:r>
-        <w:rPr>
-          <w:rFonts w:ascii="Calibri" w:hAnsi="Calibri" w:eastAsia="Calibri" w:cs="Calibri"/>
+          <w:rFonts w:ascii="Calibri" w:eastAsia="Calibri" w:hAnsi="Calibri" w:cs="Calibri"/>
+          <w:lang w:val="en-US"/>
+        </w:rPr>
+      </w:pPr>
+      <w:r>
+        <w:rPr>
+          <w:rFonts w:ascii="Calibri" w:eastAsia="Calibri" w:hAnsi="Calibri" w:cs="Calibri"/>
           <w:lang w:val="en-US"/>
         </w:rPr>
         <w:t>Note</w:t>
       </w:r>
       <w:r>
         <w:rPr>
-          <w:rFonts w:ascii="Calibri" w:hAnsi="Calibri" w:eastAsia="Calibri" w:cs="Calibri"/>
+          <w:rFonts w:ascii="Calibri" w:eastAsia="Calibri" w:hAnsi="Calibri" w:cs="Calibri"/>
           <w:lang w:val="en-US"/>
         </w:rPr>
         <w:t xml:space="preserve"> that </w:t>
       </w:r>
       <w:r>
         <w:rPr>
-          <w:rFonts w:ascii="Calibri" w:hAnsi="Calibri" w:eastAsia="Calibri" w:cs="Calibri"/>
+          <w:rFonts w:ascii="Calibri" w:eastAsia="Calibri" w:hAnsi="Calibri" w:cs="Calibri"/>
           <w:lang w:val="en-US"/>
         </w:rPr>
         <w:t xml:space="preserve">evaluating and selecting </w:t>
       </w:r>
       <w:r>
         <w:rPr>
-          <w:rFonts w:ascii="Calibri" w:hAnsi="Calibri" w:eastAsia="Calibri" w:cs="Calibri"/>
+          <w:rFonts w:ascii="Calibri" w:eastAsia="Calibri" w:hAnsi="Calibri" w:cs="Calibri"/>
           <w:lang w:val="en-US"/>
         </w:rPr>
         <w:t xml:space="preserve">sources </w:t>
       </w:r>
       <w:r>
         <w:rPr>
-          <w:rFonts w:ascii="Calibri" w:hAnsi="Calibri" w:eastAsia="Calibri" w:cs="Calibri"/>
-          <w:lang w:val="en-US"/>
-        </w:rPr>
-        <w:t>i</w:t>
-      </w:r>
-      <w:r>
-        <w:rPr>
-          <w:rFonts w:ascii="Calibri" w:hAnsi="Calibri" w:eastAsia="Calibri" w:cs="Calibri"/>
-          <w:lang w:val="en-US"/>
-        </w:rPr>
-        <w:t xml:space="preserve">s </w:t>
-      </w:r>
-      <w:r>
-        <w:rPr>
-          <w:rFonts w:ascii="Calibri" w:hAnsi="Calibri" w:eastAsia="Calibri" w:cs="Calibri"/>
+          <w:rFonts w:ascii="Calibri" w:eastAsia="Calibri" w:hAnsi="Calibri" w:cs="Calibri"/>
+          <w:lang w:val="en-US"/>
+        </w:rPr>
+        <w:t xml:space="preserve">is </w:t>
+      </w:r>
+      <w:r>
+        <w:rPr>
+          <w:rFonts w:ascii="Calibri" w:eastAsia="Calibri" w:hAnsi="Calibri" w:cs="Calibri"/>
           <w:lang w:val="en-US"/>
         </w:rPr>
         <w:t xml:space="preserve">an iterative process, </w:t>
       </w:r>
       <w:r>
         <w:rPr>
-          <w:rFonts w:ascii="Calibri" w:hAnsi="Calibri" w:eastAsia="Calibri" w:cs="Calibri"/>
+          <w:rFonts w:ascii="Calibri" w:eastAsia="Calibri" w:hAnsi="Calibri" w:cs="Calibri"/>
           <w:lang w:val="en-US"/>
         </w:rPr>
         <w:t xml:space="preserve">and you may find yourself going back and forth between the different </w:t>
       </w:r>
       <w:r>
         <w:rPr>
-          <w:rFonts w:ascii="Calibri" w:hAnsi="Calibri" w:eastAsia="Calibri" w:cs="Calibri"/>
+          <w:rFonts w:ascii="Calibri" w:eastAsia="Calibri" w:hAnsi="Calibri" w:cs="Calibri"/>
           <w:lang w:val="en-US"/>
         </w:rPr>
         <w:t>strategies</w:t>
       </w:r>
       <w:r>
         <w:rPr>
-          <w:rFonts w:ascii="Calibri" w:hAnsi="Calibri" w:eastAsia="Calibri" w:cs="Calibri"/>
+          <w:rFonts w:ascii="Calibri" w:eastAsia="Calibri" w:hAnsi="Calibri" w:cs="Calibri"/>
           <w:lang w:val="en-US"/>
         </w:rPr>
         <w:t xml:space="preserve"> presented here. </w:t>
@@ -285,56 +236,42 @@
     </w:p>
     <w:p>
       <w:pPr>
-        <w:rPr>
-          <w:rFonts w:ascii="Calibri" w:hAnsi="Calibri" w:eastAsia="Calibri" w:cs="Calibri"/>
-          <w:lang w:val="en-US"/>
-        </w:rPr>
-      </w:pPr>
+        <w:pStyle w:val="Heading1"/>
+        <w:rPr>
+          <w:rFonts w:ascii="Calibri" w:eastAsia="Calibri" w:hAnsi="Calibri" w:cs="Calibri"/>
+          <w:lang w:val="en-US"/>
+        </w:rPr>
+      </w:pPr>
+      <w:r>
+        <w:rPr>
+          <w:lang w:val="en-US"/>
+        </w:rPr>
+        <w:t xml:space="preserve">0: </w:t>
+      </w:r>
+      <w:r>
+        <w:rPr>
+          <w:lang w:val="en-US"/>
+        </w:rPr>
+        <w:t>Check before starting:</w:t>
+      </w:r>
     </w:p>
     <w:p>
       <w:pPr>
-        <w:pStyle w:val="Heading1"/>
-        <w:rPr>
-          <w:rFonts w:ascii="Calibri" w:hAnsi="Calibri" w:eastAsia="Calibri" w:cs="Calibri"/>
-          <w:lang w:val="en-US"/>
-        </w:rPr>
-      </w:pPr>
-      <w:r>
-        <w:rPr>
-          <w:lang w:val="en-US"/>
-        </w:rPr>
-        <w:t>0:</w:t>
-      </w:r>
-      <w:r>
-        <w:rPr>
-          <w:lang w:val="en-US"/>
-        </w:rPr>
-        <w:t xml:space="preserve"> </w:t>
-      </w:r>
-      <w:r>
-        <w:rPr>
-          <w:lang w:val="en-US"/>
-        </w:rPr>
-        <w:t>Check before starting:</w:t>
-      </w:r>
-    </w:p>
-    <w:p>
-      <w:pPr>
-        <w:rPr>
-          <w:rFonts w:ascii="Calibri" w:hAnsi="Calibri" w:eastAsia="Calibri" w:cs="Calibri"/>
-          <w:lang w:val="en-US"/>
-        </w:rPr>
-      </w:pPr>
-      <w:r>
-        <w:rPr>
-          <w:rFonts w:ascii="Calibri" w:hAnsi="Calibri" w:eastAsia="Calibri" w:cs="Calibri"/>
+        <w:rPr>
+          <w:rFonts w:ascii="Calibri" w:eastAsia="Calibri" w:hAnsi="Calibri" w:cs="Calibri"/>
+          <w:lang w:val="en-US"/>
+        </w:rPr>
+      </w:pPr>
+      <w:r>
+        <w:rPr>
+          <w:rFonts w:ascii="Calibri" w:eastAsia="Calibri" w:hAnsi="Calibri" w:cs="Calibri"/>
           <w:lang w:val="en-US"/>
         </w:rPr>
         <w:t>My information search question</w:t>
       </w:r>
       <w:r>
         <w:rPr>
-          <w:rFonts w:ascii="Calibri" w:hAnsi="Calibri" w:eastAsia="Calibri" w:cs="Calibri"/>
+          <w:rFonts w:ascii="Calibri" w:eastAsia="Calibri" w:hAnsi="Calibri" w:cs="Calibri"/>
           <w:lang w:val="en-US"/>
         </w:rPr>
         <w:t>:</w:t>
@@ -353,12 +290,11 @@
         <w:tc>
           <w:tcPr>
             <w:tcW w:w="9016" w:type="dxa"/>
-            <w:tcMar/>
           </w:tcPr>
           <w:p>
             <w:pPr>
               <w:rPr>
-                <w:rFonts w:ascii="Calibri" w:hAnsi="Calibri" w:eastAsia="Calibri" w:cs="Calibri"/>
+                <w:rFonts w:ascii="Calibri" w:eastAsia="Calibri" w:hAnsi="Calibri" w:cs="Calibri"/>
                 <w:lang w:val="en-US"/>
               </w:rPr>
             </w:pPr>
@@ -366,7 +302,7 @@
           <w:p>
             <w:pPr>
               <w:rPr>
-                <w:rFonts w:ascii="Calibri" w:hAnsi="Calibri" w:eastAsia="Calibri" w:cs="Calibri"/>
+                <w:rFonts w:ascii="Calibri" w:eastAsia="Calibri" w:hAnsi="Calibri" w:cs="Calibri"/>
                 <w:lang w:val="en-US"/>
               </w:rPr>
             </w:pPr>
@@ -374,7 +310,7 @@
           <w:p>
             <w:pPr>
               <w:rPr>
-                <w:rFonts w:ascii="Calibri" w:hAnsi="Calibri" w:eastAsia="Calibri" w:cs="Calibri"/>
+                <w:rFonts w:ascii="Calibri" w:eastAsia="Calibri" w:hAnsi="Calibri" w:cs="Calibri"/>
                 <w:lang w:val="en-US"/>
               </w:rPr>
             </w:pPr>
@@ -386,7 +322,7 @@
       <w:pPr>
         <w:pStyle w:val="ListParagraph"/>
         <w:rPr>
-          <w:rFonts w:ascii="Calibri" w:hAnsi="Calibri" w:eastAsia="Calibri" w:cs="Calibri"/>
+          <w:rFonts w:ascii="Calibri" w:eastAsia="Calibri" w:hAnsi="Calibri" w:cs="Calibri"/>
           <w:lang w:val="en-US"/>
         </w:rPr>
       </w:pPr>
@@ -399,66 +335,51 @@
           <w:numId w:val="3"/>
         </w:numPr>
         <w:rPr>
-          <w:rFonts w:ascii="Calibri" w:hAnsi="Calibri" w:eastAsia="Calibri" w:cs="Calibri"/>
-          <w:lang w:val="en-US"/>
-        </w:rPr>
-      </w:pPr>
-      <w:r>
-        <w:rPr>
-          <w:rFonts w:ascii="Calibri" w:hAnsi="Calibri" w:eastAsia="Calibri" w:cs="Calibri"/>
-          <w:strike w:val="0"/>
-          <w:dstrike w:val="0"/>
-          <w:lang w:val="en-US"/>
-        </w:rPr>
-        <w:t>I am happy with the results from m</w:t>
-      </w:r>
-      <w:r>
-        <w:rPr>
-          <w:rFonts w:ascii="Calibri" w:hAnsi="Calibri" w:eastAsia="Calibri" w:cs="Calibri"/>
-          <w:strike w:val="0"/>
-          <w:dstrike w:val="0"/>
-          <w:lang w:val="en-US"/>
-        </w:rPr>
-        <w:t>y search</w:t>
-      </w:r>
-      <w:r>
-        <w:rPr>
-          <w:rFonts w:ascii="Calibri" w:hAnsi="Calibri" w:eastAsia="Calibri" w:cs="Calibri"/>
-          <w:strike w:val="0"/>
-          <w:dstrike w:val="0"/>
+          <w:rFonts w:ascii="Calibri" w:eastAsia="Calibri" w:hAnsi="Calibri" w:cs="Calibri"/>
+          <w:lang w:val="en-US"/>
+        </w:rPr>
+      </w:pPr>
+      <w:r>
+        <w:rPr>
+          <w:rFonts w:ascii="Calibri" w:eastAsia="Calibri" w:hAnsi="Calibri" w:cs="Calibri"/>
+          <w:lang w:val="en-US"/>
+        </w:rPr>
+        <w:t>I am happy with the results from my search</w:t>
+      </w:r>
+      <w:r>
+        <w:rPr>
+          <w:rFonts w:ascii="Calibri" w:eastAsia="Calibri" w:hAnsi="Calibri" w:cs="Calibri"/>
           <w:lang w:val="en-US"/>
         </w:rPr>
         <w:t xml:space="preserve"> and my search strategy</w:t>
       </w:r>
       <w:r>
         <w:rPr>
-          <w:rFonts w:ascii="Calibri" w:hAnsi="Calibri" w:eastAsia="Calibri" w:cs="Calibri"/>
-          <w:strike w:val="0"/>
-          <w:dstrike w:val="0"/>
+          <w:rFonts w:ascii="Calibri" w:eastAsia="Calibri" w:hAnsi="Calibri" w:cs="Calibri"/>
+          <w:lang w:val="en-US"/>
+        </w:rPr>
+        <w:t xml:space="preserve"> (see also</w:t>
+      </w:r>
+      <w:r>
+        <w:rPr>
+          <w:rFonts w:ascii="Calibri" w:eastAsia="Calibri" w:hAnsi="Calibri" w:cs="Calibri"/>
           <w:lang w:val="en-US"/>
         </w:rPr>
         <w:t xml:space="preserve"> </w:t>
       </w:r>
-      <w:r>
-        <w:rPr>
-          <w:rFonts w:ascii="Calibri" w:hAnsi="Calibri" w:eastAsia="Calibri" w:cs="Calibri"/>
-          <w:lang w:val="en-US"/>
-        </w:rPr>
-        <w:t xml:space="preserve">(see also </w:t>
-      </w:r>
-      <w:hyperlink r:id="R90bd19cbc9914897">
+      <w:hyperlink r:id="rId9">
         <w:r>
           <w:rPr>
             <w:rStyle w:val="Hyperlink"/>
-            <w:rFonts w:ascii="Calibri" w:hAnsi="Calibri" w:eastAsia="Calibri" w:cs="Calibri"/>
+            <w:rFonts w:ascii="Calibri" w:eastAsia="Calibri" w:hAnsi="Calibri" w:cs="Calibri"/>
             <w:lang w:val="en-US"/>
           </w:rPr>
-          <w:t>2c: Check and Refine your Keyword Search</w:t>
+          <w:t>2c: Check and Refine Your Keyword Search</w:t>
         </w:r>
       </w:hyperlink>
       <w:r>
         <w:rPr>
-          <w:rFonts w:ascii="Calibri" w:hAnsi="Calibri" w:eastAsia="Calibri" w:cs="Calibri"/>
+          <w:rFonts w:ascii="Calibri" w:eastAsia="Calibri" w:hAnsi="Calibri" w:cs="Calibri"/>
           <w:lang w:val="en-US"/>
         </w:rPr>
         <w:t>)</w:t>
@@ -472,36 +393,29 @@
           <w:numId w:val="3"/>
         </w:numPr>
         <w:rPr>
-          <w:rFonts w:ascii="Calibri" w:hAnsi="Calibri" w:eastAsia="Calibri" w:cs="Calibri"/>
-          <w:lang w:val="en-US"/>
-        </w:rPr>
-      </w:pPr>
-      <w:r>
-        <w:rPr>
-          <w:rFonts w:ascii="Calibri" w:hAnsi="Calibri" w:eastAsia="Calibri" w:cs="Calibri"/>
-          <w:lang w:val="en-US"/>
-        </w:rPr>
-        <w:t>I have chosen a reference manager or a</w:t>
-      </w:r>
-      <w:r>
-        <w:rPr>
-          <w:rFonts w:ascii="Calibri" w:hAnsi="Calibri" w:eastAsia="Calibri" w:cs="Calibri"/>
-          <w:lang w:val="en-US"/>
-        </w:rPr>
-        <w:t>nother approach to store the sources I want to add to my reading list</w:t>
-      </w:r>
-      <w:r>
-        <w:rPr>
-          <w:rFonts w:ascii="Calibri" w:hAnsi="Calibri" w:eastAsia="Calibri" w:cs="Calibri"/>
+          <w:rFonts w:ascii="Calibri" w:eastAsia="Calibri" w:hAnsi="Calibri" w:cs="Calibri"/>
+          <w:lang w:val="en-US"/>
+        </w:rPr>
+      </w:pPr>
+      <w:r>
+        <w:rPr>
+          <w:rFonts w:ascii="Calibri" w:eastAsia="Calibri" w:hAnsi="Calibri" w:cs="Calibri"/>
+          <w:lang w:val="en-US"/>
+        </w:rPr>
+        <w:t>I have chosen a reference manager or another approach to store the sources I want to add to my reading list</w:t>
+      </w:r>
+      <w:r>
+        <w:rPr>
+          <w:rFonts w:ascii="Calibri" w:eastAsia="Calibri" w:hAnsi="Calibri" w:cs="Calibri"/>
           <w:lang w:val="en-US"/>
         </w:rPr>
         <w:t xml:space="preserve"> (see also </w:t>
       </w:r>
-      <w:hyperlink r:id="R9816c57182ad42e7">
+      <w:hyperlink r:id="rId10">
         <w:r>
           <w:rPr>
             <w:rStyle w:val="Hyperlink"/>
-            <w:rFonts w:ascii="Calibri" w:hAnsi="Calibri" w:eastAsia="Calibri" w:cs="Calibri"/>
+            <w:rFonts w:ascii="Calibri" w:eastAsia="Calibri" w:hAnsi="Calibri" w:cs="Calibri"/>
             <w:lang w:val="en-US"/>
           </w:rPr>
           <w:t>3d: Storing Sources</w:t>
@@ -509,7 +423,7 @@
       </w:hyperlink>
       <w:r>
         <w:rPr>
-          <w:rFonts w:ascii="Calibri" w:hAnsi="Calibri" w:eastAsia="Calibri" w:cs="Calibri"/>
+          <w:rFonts w:ascii="Calibri" w:eastAsia="Calibri" w:hAnsi="Calibri" w:cs="Calibri"/>
           <w:lang w:val="en-US"/>
         </w:rPr>
         <w:t>)</w:t>
@@ -517,9 +431,8 @@
     </w:p>
     <w:p>
       <w:pPr>
-        <w:pStyle w:val="ListParagraph"/>
-        <w:rPr>
-          <w:rFonts w:ascii="Calibri" w:hAnsi="Calibri" w:eastAsia="Calibri" w:cs="Calibri"/>
+        <w:rPr>
+          <w:rFonts w:ascii="Calibri" w:eastAsia="Calibri" w:hAnsi="Calibri" w:cs="Calibri"/>
           <w:lang w:val="en-US"/>
         </w:rPr>
       </w:pPr>
@@ -528,22 +441,9 @@
       <w:pPr>
         <w:pStyle w:val="Heading1"/>
         <w:rPr>
-          <w:rFonts w:ascii="Calibri" w:hAnsi="Calibri" w:eastAsia="Calibri" w:cs="Calibri"/>
-          <w:lang w:val="en-US"/>
-        </w:rPr>
-      </w:pPr>
-      <w:r>
-        <w:rPr>
-          <w:lang w:val="en-US"/>
-        </w:rPr>
-        <w:t xml:space="preserve">1: </w:t>
-      </w:r>
-      <w:r>
-        <w:rPr>
-          <w:lang w:val="en-US"/>
-        </w:rPr>
-        <w:t xml:space="preserve">First </w:t>
-      </w:r>
+          <w:lang w:val="en-US"/>
+        </w:rPr>
+      </w:pPr>
       <w:r>
         <w:rPr>
           <w:lang w:val="en-US"/>
@@ -553,76 +453,90 @@
     </w:p>
     <w:p>
       <w:pPr>
-        <w:pStyle w:val="Normal"/>
-        <w:suppressLineNumbers w:val="0"/>
-        <w:bidi w:val="0"/>
-        <w:spacing w:before="0" w:beforeAutospacing="off" w:after="160" w:afterAutospacing="off" w:line="278" w:lineRule="auto"/>
-        <w:ind w:left="0" w:right="0"/>
-        <w:jc w:val="left"/>
-        <w:rPr>
-          <w:rFonts w:ascii="Calibri" w:hAnsi="Calibri" w:eastAsia="Calibri" w:cs="Calibri"/>
-          <w:lang w:val="en-US"/>
-        </w:rPr>
-      </w:pPr>
-      <w:r>
-        <w:rPr>
-          <w:rFonts w:ascii="Calibri" w:hAnsi="Calibri" w:eastAsia="Calibri" w:cs="Calibri"/>
+        <w:rPr>
+          <w:lang w:val="en-US"/>
+        </w:rPr>
+      </w:pPr>
+      <w:r>
+        <w:rPr>
+          <w:lang w:val="en-US"/>
+        </w:rPr>
+        <w:t xml:space="preserve">Related to </w:t>
+      </w:r>
+      <w:hyperlink r:id="rId11" w:history="1">
+        <w:r>
+          <w:rPr>
+            <w:rStyle w:val="Hyperlink"/>
+            <w:lang w:val="en-US"/>
+          </w:rPr>
+          <w:t>section 3c of the thesis guide</w:t>
+        </w:r>
+      </w:hyperlink>
+    </w:p>
+    <w:p>
+      <w:pPr>
+        <w:pStyle w:val="Heading2"/>
+        <w:rPr>
+          <w:lang w:val="en-US"/>
+        </w:rPr>
+      </w:pPr>
+      <w:r>
+        <w:rPr>
+          <w:lang w:val="en-US"/>
+        </w:rPr>
+        <w:t xml:space="preserve">1: </w:t>
+      </w:r>
+      <w:r>
+        <w:rPr>
+          <w:lang w:val="en-US"/>
+        </w:rPr>
+        <w:t xml:space="preserve">First </w:t>
+      </w:r>
+      <w:r>
+        <w:rPr>
+          <w:lang w:val="en-US"/>
+        </w:rPr>
+        <w:t>Selection</w:t>
+      </w:r>
+    </w:p>
+    <w:p>
+      <w:pPr>
+        <w:rPr>
+          <w:rFonts w:ascii="Calibri" w:eastAsia="Calibri" w:hAnsi="Calibri" w:cs="Calibri"/>
+          <w:lang w:val="en-US"/>
+        </w:rPr>
+      </w:pPr>
+      <w:r>
+        <w:rPr>
+          <w:rFonts w:ascii="Calibri" w:eastAsia="Calibri" w:hAnsi="Calibri" w:cs="Calibri"/>
           <w:lang w:val="en-US"/>
         </w:rPr>
         <w:t>Y</w:t>
       </w:r>
       <w:r>
         <w:rPr>
-          <w:rFonts w:ascii="Calibri" w:hAnsi="Calibri" w:eastAsia="Calibri" w:cs="Calibri"/>
-          <w:lang w:val="en-US"/>
-        </w:rPr>
-        <w:t xml:space="preserve">ou have done </w:t>
-      </w:r>
-      <w:r>
-        <w:rPr>
-          <w:rFonts w:ascii="Calibri" w:hAnsi="Calibri" w:eastAsia="Calibri" w:cs="Calibri"/>
-          <w:lang w:val="en-US"/>
-        </w:rPr>
-        <w:t>an initial</w:t>
-      </w:r>
-      <w:r>
-        <w:rPr>
-          <w:rFonts w:ascii="Calibri" w:hAnsi="Calibri" w:eastAsia="Calibri" w:cs="Calibri"/>
-          <w:lang w:val="en-US"/>
-        </w:rPr>
-        <w:t xml:space="preserve"> search, are happy with your results, </w:t>
-      </w:r>
-      <w:r>
-        <w:rPr>
-          <w:rFonts w:ascii="Calibri" w:hAnsi="Calibri" w:eastAsia="Calibri" w:cs="Calibri"/>
-          <w:lang w:val="en-US"/>
-        </w:rPr>
-        <w:t xml:space="preserve">and now </w:t>
-      </w:r>
-      <w:r>
-        <w:rPr>
-          <w:rFonts w:ascii="Calibri" w:hAnsi="Calibri" w:eastAsia="Calibri" w:cs="Calibri"/>
-          <w:lang w:val="en-US"/>
-        </w:rPr>
-        <w:t>have to</w:t>
-      </w:r>
-      <w:r>
-        <w:rPr>
-          <w:rFonts w:ascii="Calibri" w:hAnsi="Calibri" w:eastAsia="Calibri" w:cs="Calibri"/>
-          <w:lang w:val="en-US"/>
-        </w:rPr>
-        <w:t xml:space="preserve"> select articles </w:t>
-      </w:r>
-      <w:r>
-        <w:rPr>
-          <w:rFonts w:ascii="Calibri" w:hAnsi="Calibri" w:eastAsia="Calibri" w:cs="Calibri"/>
+          <w:rFonts w:ascii="Calibri" w:eastAsia="Calibri" w:hAnsi="Calibri" w:cs="Calibri"/>
+          <w:lang w:val="en-US"/>
+        </w:rPr>
+        <w:t xml:space="preserve">ou have done an initial search, are happy with your results, </w:t>
+      </w:r>
+      <w:r>
+        <w:rPr>
+          <w:rFonts w:ascii="Calibri" w:eastAsia="Calibri" w:hAnsi="Calibri" w:cs="Calibri"/>
+          <w:lang w:val="en-US"/>
+        </w:rPr>
+        <w:t xml:space="preserve">and now have to select articles </w:t>
+      </w:r>
+      <w:r>
+        <w:rPr>
+          <w:rFonts w:ascii="Calibri" w:eastAsia="Calibri" w:hAnsi="Calibri" w:cs="Calibri"/>
           <w:lang w:val="en-US"/>
         </w:rPr>
         <w:t>to save</w:t>
       </w:r>
       <w:r>
         <w:rPr>
-          <w:rFonts w:ascii="Calibri" w:hAnsi="Calibri" w:eastAsia="Calibri" w:cs="Calibri"/>
+          <w:rFonts w:ascii="Calibri" w:eastAsia="Calibri" w:hAnsi="Calibri" w:cs="Calibri"/>
           <w:lang w:val="en-US"/>
         </w:rPr>
         <w:t>.</w:t>
@@ -636,69 +550,62 @@
           <w:numId w:val="3"/>
         </w:numPr>
         <w:rPr>
-          <w:rFonts w:ascii="Calibri" w:hAnsi="Calibri" w:eastAsia="Calibri" w:cs="Calibri"/>
-          <w:lang w:val="en-US"/>
-        </w:rPr>
-      </w:pPr>
-      <w:r>
-        <w:rPr>
-          <w:rFonts w:ascii="Calibri" w:hAnsi="Calibri" w:eastAsia="Calibri" w:cs="Calibri"/>
+          <w:rFonts w:ascii="Calibri" w:eastAsia="Calibri" w:hAnsi="Calibri" w:cs="Calibri"/>
+          <w:lang w:val="en-US"/>
+        </w:rPr>
+      </w:pPr>
+      <w:r>
+        <w:rPr>
+          <w:rFonts w:ascii="Calibri" w:eastAsia="Calibri" w:hAnsi="Calibri" w:cs="Calibri"/>
           <w:lang w:val="en-US"/>
         </w:rPr>
         <w:t>Scan thr</w:t>
       </w:r>
       <w:r>
         <w:rPr>
-          <w:rFonts w:ascii="Calibri" w:hAnsi="Calibri" w:eastAsia="Calibri" w:cs="Calibri"/>
+          <w:rFonts w:ascii="Calibri" w:eastAsia="Calibri" w:hAnsi="Calibri" w:cs="Calibri"/>
           <w:lang w:val="en-US"/>
         </w:rPr>
         <w:t xml:space="preserve">ough </w:t>
       </w:r>
       <w:r>
         <w:rPr>
-          <w:rFonts w:ascii="Calibri" w:hAnsi="Calibri" w:eastAsia="Calibri" w:cs="Calibri"/>
-          <w:lang w:val="en-US"/>
-        </w:rPr>
-        <w:t xml:space="preserve">the titles and abstracts </w:t>
-      </w:r>
-      <w:r>
-        <w:rPr>
-          <w:rFonts w:ascii="Calibri" w:hAnsi="Calibri" w:eastAsia="Calibri" w:cs="Calibri"/>
-          <w:lang w:val="en-US"/>
-        </w:rPr>
-        <w:t>of your sources</w:t>
-      </w:r>
-      <w:r>
-        <w:rPr>
-          <w:rFonts w:ascii="Calibri" w:hAnsi="Calibri" w:eastAsia="Calibri" w:cs="Calibri"/>
+          <w:rFonts w:ascii="Calibri" w:eastAsia="Calibri" w:hAnsi="Calibri" w:cs="Calibri"/>
+          <w:lang w:val="en-US"/>
+        </w:rPr>
+        <w:t>the titles and abstracts of your sources</w:t>
+      </w:r>
+      <w:r>
+        <w:rPr>
+          <w:rFonts w:ascii="Calibri" w:eastAsia="Calibri" w:hAnsi="Calibri" w:cs="Calibri"/>
           <w:lang w:val="en-US"/>
         </w:rPr>
         <w:t xml:space="preserve"> and </w:t>
       </w:r>
       <w:r>
         <w:rPr>
-          <w:rFonts w:ascii="Calibri" w:hAnsi="Calibri" w:eastAsia="Calibri" w:cs="Calibri"/>
+          <w:rFonts w:ascii="Calibri" w:eastAsia="Calibri" w:hAnsi="Calibri" w:cs="Calibri"/>
           <w:lang w:val="en-US"/>
         </w:rPr>
         <w:t>ignore</w:t>
       </w:r>
       <w:r>
         <w:rPr>
-          <w:rFonts w:ascii="Calibri" w:hAnsi="Calibri" w:eastAsia="Calibri" w:cs="Calibri"/>
+          <w:rFonts w:ascii="Calibri" w:eastAsia="Calibri" w:hAnsi="Calibri" w:cs="Calibri"/>
           <w:lang w:val="en-US"/>
         </w:rPr>
         <w:t xml:space="preserve"> the ones that</w:t>
       </w:r>
       <w:r>
         <w:rPr>
-          <w:rFonts w:ascii="Calibri" w:hAnsi="Calibri" w:eastAsia="Calibri" w:cs="Calibri"/>
+          <w:rFonts w:ascii="Calibri" w:eastAsia="Calibri" w:hAnsi="Calibri" w:cs="Calibri"/>
           <w:lang w:val="en-US"/>
         </w:rPr>
         <w:t xml:space="preserve"> immediately do not seem relevant or reliable</w:t>
       </w:r>
       <w:r>
         <w:rPr>
-          <w:rFonts w:ascii="Calibri" w:hAnsi="Calibri" w:eastAsia="Calibri" w:cs="Calibri"/>
+          <w:rFonts w:ascii="Calibri" w:eastAsia="Calibri" w:hAnsi="Calibri" w:cs="Calibri"/>
           <w:lang w:val="en-US"/>
         </w:rPr>
         <w:t xml:space="preserve"> </w:t>
@@ -707,9 +614,8 @@
     <w:p>
       <w:pPr>
         <w:pStyle w:val="ListParagraph"/>
-        <w:ind w:left="720"/>
-        <w:rPr>
-          <w:rFonts w:ascii="Calibri" w:hAnsi="Calibri" w:eastAsia="Calibri" w:cs="Calibri"/>
+        <w:rPr>
+          <w:rFonts w:ascii="Calibri" w:eastAsia="Calibri" w:hAnsi="Calibri" w:cs="Calibri"/>
           <w:lang w:val="en-US"/>
         </w:rPr>
       </w:pPr>
@@ -722,20 +628,20 @@
           <w:numId w:val="3"/>
         </w:numPr>
         <w:rPr>
-          <w:rFonts w:ascii="Calibri" w:hAnsi="Calibri" w:eastAsia="Calibri" w:cs="Calibri"/>
-          <w:lang w:val="en-US"/>
-        </w:rPr>
-      </w:pPr>
-      <w:r>
-        <w:rPr>
-          <w:rFonts w:ascii="Calibri" w:hAnsi="Calibri" w:eastAsia="Calibri" w:cs="Calibri"/>
+          <w:rFonts w:ascii="Calibri" w:eastAsia="Calibri" w:hAnsi="Calibri" w:cs="Calibri"/>
+          <w:lang w:val="en-US"/>
+        </w:rPr>
+      </w:pPr>
+      <w:r>
+        <w:rPr>
+          <w:rFonts w:ascii="Calibri" w:eastAsia="Calibri" w:hAnsi="Calibri" w:cs="Calibri"/>
           <w:lang w:val="en-US"/>
         </w:rPr>
         <w:t>Things to look out for</w:t>
       </w:r>
       <w:r>
         <w:rPr>
-          <w:rFonts w:ascii="Calibri" w:hAnsi="Calibri" w:eastAsia="Calibri" w:cs="Calibri"/>
+          <w:rFonts w:ascii="Calibri" w:eastAsia="Calibri" w:hAnsi="Calibri" w:cs="Calibri"/>
           <w:lang w:val="en-US"/>
         </w:rPr>
         <w:t>:</w:t>
@@ -749,13 +655,13 @@
           <w:numId w:val="3"/>
         </w:numPr>
         <w:rPr>
-          <w:rFonts w:ascii="Calibri" w:hAnsi="Calibri" w:eastAsia="Calibri" w:cs="Calibri"/>
-          <w:lang w:val="en-US"/>
-        </w:rPr>
-      </w:pPr>
-      <w:r>
-        <w:rPr>
-          <w:rFonts w:ascii="Calibri" w:hAnsi="Calibri" w:eastAsia="Calibri" w:cs="Calibri"/>
+          <w:rFonts w:ascii="Calibri" w:eastAsia="Calibri" w:hAnsi="Calibri" w:cs="Calibri"/>
+          <w:lang w:val="en-US"/>
+        </w:rPr>
+      </w:pPr>
+      <w:r>
+        <w:rPr>
+          <w:rFonts w:ascii="Calibri" w:eastAsia="Calibri" w:hAnsi="Calibri" w:cs="Calibri"/>
           <w:lang w:val="en-US"/>
         </w:rPr>
         <w:t>The source addresses my actual topic</w:t>
@@ -769,50 +675,50 @@
           <w:numId w:val="3"/>
         </w:numPr>
         <w:rPr>
-          <w:rFonts w:ascii="Calibri" w:hAnsi="Calibri" w:eastAsia="Calibri" w:cs="Calibri"/>
-          <w:lang w:val="en-US"/>
-        </w:rPr>
-      </w:pPr>
-      <w:r>
-        <w:rPr>
-          <w:rFonts w:ascii="Calibri" w:hAnsi="Calibri" w:eastAsia="Calibri" w:cs="Calibri"/>
-          <w:lang w:val="en-US"/>
-        </w:rPr>
-        <w:t xml:space="preserve">I trust the </w:t>
-      </w:r>
-      <w:r>
-        <w:rPr>
-          <w:rFonts w:ascii="Calibri" w:hAnsi="Calibri" w:eastAsia="Calibri" w:cs="Calibri"/>
-          <w:lang w:val="en-US"/>
-        </w:rPr>
-        <w:t xml:space="preserve">reliability </w:t>
-      </w:r>
-      <w:r>
-        <w:rPr>
-          <w:rFonts w:ascii="Calibri" w:hAnsi="Calibri" w:eastAsia="Calibri" w:cs="Calibri"/>
-          <w:lang w:val="en-US"/>
-        </w:rPr>
-        <w:t>of the source and authors</w:t>
-      </w:r>
-      <w:r>
-        <w:rPr>
-          <w:rFonts w:ascii="Calibri" w:hAnsi="Calibri" w:eastAsia="Calibri" w:cs="Calibri"/>
+          <w:rFonts w:ascii="Calibri" w:eastAsia="Calibri" w:hAnsi="Calibri" w:cs="Calibri"/>
+          <w:lang w:val="en-US"/>
+        </w:rPr>
+      </w:pPr>
+      <w:r>
+        <w:rPr>
+          <w:rFonts w:ascii="Calibri" w:eastAsia="Calibri" w:hAnsi="Calibri" w:cs="Calibri"/>
+          <w:lang w:val="en-US"/>
+        </w:rPr>
+        <w:t>I trust the reliability of the source and authors</w:t>
+      </w:r>
+      <w:r>
+        <w:rPr>
+          <w:rFonts w:ascii="Calibri" w:eastAsia="Calibri" w:hAnsi="Calibri" w:cs="Calibri"/>
           <w:lang w:val="en-US"/>
         </w:rPr>
         <w:t xml:space="preserve"> </w:t>
       </w:r>
       <w:r>
         <w:rPr>
-          <w:rFonts w:ascii="Calibri" w:hAnsi="Calibri" w:eastAsia="Calibri" w:cs="Calibri"/>
-          <w:lang w:val="en-US"/>
-        </w:rPr>
-        <w:t xml:space="preserve">(See also: </w:t>
-      </w:r>
-      <w:hyperlink r:id="Rc2f910f122e0480d">
+          <w:rFonts w:ascii="Calibri" w:eastAsia="Calibri" w:hAnsi="Calibri" w:cs="Calibri"/>
+          <w:lang w:val="en-US"/>
+        </w:rPr>
+        <w:t>(</w:t>
+      </w:r>
+      <w:r>
+        <w:rPr>
+          <w:rFonts w:ascii="Calibri" w:eastAsia="Calibri" w:hAnsi="Calibri" w:cs="Calibri"/>
+          <w:lang w:val="en-US"/>
+        </w:rPr>
+        <w:t>s</w:t>
+      </w:r>
+      <w:r>
+        <w:rPr>
+          <w:rFonts w:ascii="Calibri" w:eastAsia="Calibri" w:hAnsi="Calibri" w:cs="Calibri"/>
+          <w:lang w:val="en-US"/>
+        </w:rPr>
+        <w:t xml:space="preserve">ee also </w:t>
+      </w:r>
+      <w:hyperlink r:id="rId12" w:anchor="step-2-evaluate-reliability">
         <w:r>
           <w:rPr>
             <w:rStyle w:val="Hyperlink"/>
-            <w:rFonts w:ascii="Calibri" w:hAnsi="Calibri" w:eastAsia="Calibri" w:cs="Calibri"/>
+            <w:rFonts w:ascii="Calibri" w:eastAsia="Calibri" w:hAnsi="Calibri" w:cs="Calibri"/>
             <w:lang w:val="en-US"/>
           </w:rPr>
           <w:t>3</w:t>
@@ -820,15 +726,31 @@
         <w:r>
           <w:rPr>
             <w:rStyle w:val="Hyperlink"/>
-            <w:rFonts w:ascii="Calibri" w:hAnsi="Calibri" w:eastAsia="Calibri" w:cs="Calibri"/>
+            <w:rFonts w:ascii="Calibri" w:eastAsia="Calibri" w:hAnsi="Calibri" w:cs="Calibri"/>
             <w:lang w:val="en-US"/>
           </w:rPr>
-          <w:t>b Evaluate Sources Broadly</w:t>
+          <w:t>b</w:t>
+        </w:r>
+        <w:r>
+          <w:rPr>
+            <w:rStyle w:val="Hyperlink"/>
+            <w:rFonts w:ascii="Calibri" w:eastAsia="Calibri" w:hAnsi="Calibri" w:cs="Calibri"/>
+            <w:lang w:val="en-US"/>
+          </w:rPr>
+          <w:t>:</w:t>
+        </w:r>
+        <w:r>
+          <w:rPr>
+            <w:rStyle w:val="Hyperlink"/>
+            <w:rFonts w:ascii="Calibri" w:eastAsia="Calibri" w:hAnsi="Calibri" w:cs="Calibri"/>
+            <w:lang w:val="en-US"/>
+          </w:rPr>
+          <w:t xml:space="preserve"> Evaluate Sources Broadly</w:t>
         </w:r>
       </w:hyperlink>
       <w:r>
         <w:rPr>
-          <w:rFonts w:ascii="Calibri" w:hAnsi="Calibri" w:eastAsia="Calibri" w:cs="Calibri"/>
+          <w:rFonts w:ascii="Calibri" w:eastAsia="Calibri" w:hAnsi="Calibri" w:cs="Calibri"/>
           <w:lang w:val="en-US"/>
         </w:rPr>
         <w:t>)</w:t>
@@ -839,7 +761,7 @@
         <w:pStyle w:val="ListParagraph"/>
         <w:ind w:left="1440"/>
         <w:rPr>
-          <w:rFonts w:ascii="Calibri" w:hAnsi="Calibri" w:eastAsia="Calibri" w:cs="Calibri"/>
+          <w:rFonts w:ascii="Calibri" w:eastAsia="Calibri" w:hAnsi="Calibri" w:cs="Calibri"/>
           <w:lang w:val="en-US"/>
         </w:rPr>
       </w:pPr>
@@ -852,79 +774,65 @@
           <w:numId w:val="3"/>
         </w:numPr>
         <w:rPr>
-          <w:rFonts w:ascii="Calibri" w:hAnsi="Calibri" w:eastAsia="Calibri" w:cs="Calibri"/>
-          <w:lang w:val="en-US"/>
-        </w:rPr>
-      </w:pPr>
-      <w:r>
-        <w:rPr>
-          <w:rFonts w:ascii="Calibri" w:hAnsi="Calibri" w:eastAsia="Calibri" w:cs="Calibri"/>
-          <w:lang w:val="en-US"/>
-        </w:rPr>
-        <w:t xml:space="preserve">Store the ones that you potentially want to include in your project in your preferred </w:t>
-      </w:r>
-      <w:r>
-        <w:rPr>
-          <w:rFonts w:ascii="Calibri" w:hAnsi="Calibri" w:eastAsia="Calibri" w:cs="Calibri"/>
-          <w:lang w:val="en-US"/>
-        </w:rPr>
-        <w:t>reference manager</w:t>
+          <w:rFonts w:ascii="Calibri" w:eastAsia="Calibri" w:hAnsi="Calibri" w:cs="Calibri"/>
+          <w:lang w:val="en-US"/>
+        </w:rPr>
+      </w:pPr>
+      <w:r>
+        <w:rPr>
+          <w:rFonts w:ascii="Calibri" w:eastAsia="Calibri" w:hAnsi="Calibri" w:cs="Calibri"/>
+          <w:lang w:val="en-US"/>
+        </w:rPr>
+        <w:lastRenderedPageBreak/>
+        <w:t>Store the ones that you potentially want to include in your project in your preferred reference manager</w:t>
       </w:r>
     </w:p>
     <w:p>
       <w:pPr>
-        <w:rPr>
-          <w:rFonts w:ascii="Calibri" w:hAnsi="Calibri" w:eastAsia="Calibri" w:cs="Calibri"/>
-          <w:lang w:val="en-US"/>
-        </w:rPr>
-      </w:pPr>
+        <w:pStyle w:val="Heading2"/>
+        <w:rPr>
+          <w:rFonts w:ascii="Calibri" w:eastAsia="Calibri" w:hAnsi="Calibri" w:cs="Calibri"/>
+          <w:lang w:val="en-US"/>
+        </w:rPr>
+      </w:pPr>
+      <w:r>
+        <w:rPr>
+          <w:lang w:val="en-US"/>
+        </w:rPr>
+        <w:t>2: Second Selection</w:t>
+      </w:r>
     </w:p>
     <w:p>
       <w:pPr>
-        <w:pStyle w:val="Heading1"/>
-        <w:rPr>
-          <w:rFonts w:ascii="Calibri" w:hAnsi="Calibri" w:eastAsia="Calibri" w:cs="Calibri"/>
-          <w:lang w:val="en-US"/>
-        </w:rPr>
-      </w:pPr>
-      <w:r>
-        <w:rPr>
-          <w:lang w:val="en-US"/>
-        </w:rPr>
-        <w:t>2: Second Selection</w:t>
-      </w:r>
-    </w:p>
-    <w:p>
-      <w:pPr>
-        <w:rPr>
-          <w:rFonts w:ascii="Calibri" w:hAnsi="Calibri" w:eastAsia="Calibri" w:cs="Calibri"/>
-          <w:lang w:val="en-US"/>
-        </w:rPr>
-      </w:pPr>
-      <w:r>
-        <w:rPr>
-          <w:rFonts w:ascii="Calibri" w:hAnsi="Calibri" w:eastAsia="Calibri" w:cs="Calibri"/>
+        <w:rPr>
+          <w:rFonts w:ascii="Calibri" w:eastAsia="Calibri" w:hAnsi="Calibri" w:cs="Calibri"/>
+          <w:lang w:val="en-US"/>
+        </w:rPr>
+      </w:pPr>
+      <w:r>
+        <w:rPr>
+          <w:rFonts w:ascii="Calibri" w:eastAsia="Calibri" w:hAnsi="Calibri" w:cs="Calibri"/>
           <w:lang w:val="en-US"/>
         </w:rPr>
         <w:t>Y</w:t>
       </w:r>
       <w:r>
         <w:rPr>
-          <w:rFonts w:ascii="Calibri" w:hAnsi="Calibri" w:eastAsia="Calibri" w:cs="Calibri"/>
+          <w:rFonts w:ascii="Calibri" w:eastAsia="Calibri" w:hAnsi="Calibri" w:cs="Calibri"/>
           <w:lang w:val="en-US"/>
         </w:rPr>
         <w:t xml:space="preserve">ou feel the sources you have included are at least related to your topic and reliable, but you still have </w:t>
       </w:r>
       <w:r>
         <w:rPr>
-          <w:rFonts w:ascii="Calibri" w:hAnsi="Calibri" w:eastAsia="Calibri" w:cs="Calibri"/>
+          <w:rFonts w:ascii="Calibri" w:eastAsia="Calibri" w:hAnsi="Calibri" w:cs="Calibri"/>
           <w:lang w:val="en-US"/>
         </w:rPr>
         <w:t xml:space="preserve">too many </w:t>
       </w:r>
       <w:r>
         <w:rPr>
-          <w:rFonts w:ascii="Calibri" w:hAnsi="Calibri" w:eastAsia="Calibri" w:cs="Calibri"/>
+          <w:rFonts w:ascii="Calibri" w:eastAsia="Calibri" w:hAnsi="Calibri" w:cs="Calibri"/>
           <w:lang w:val="en-US"/>
         </w:rPr>
         <w:t>to process for your project.</w:t>
@@ -938,20 +846,20 @@
           <w:numId w:val="3"/>
         </w:numPr>
         <w:rPr>
-          <w:rFonts w:ascii="Calibri" w:hAnsi="Calibri" w:eastAsia="Calibri" w:cs="Calibri"/>
-          <w:lang w:val="en-US"/>
-        </w:rPr>
-      </w:pPr>
-      <w:r>
-        <w:rPr>
-          <w:rFonts w:ascii="Calibri" w:hAnsi="Calibri" w:eastAsia="Calibri" w:cs="Calibri"/>
+          <w:rFonts w:ascii="Calibri" w:eastAsia="Calibri" w:hAnsi="Calibri" w:cs="Calibri"/>
+          <w:lang w:val="en-US"/>
+        </w:rPr>
+      </w:pPr>
+      <w:r>
+        <w:rPr>
+          <w:rFonts w:ascii="Calibri" w:eastAsia="Calibri" w:hAnsi="Calibri" w:cs="Calibri"/>
           <w:lang w:val="en-US"/>
         </w:rPr>
         <w:t>R</w:t>
       </w:r>
       <w:r>
         <w:rPr>
-          <w:rFonts w:ascii="Calibri" w:hAnsi="Calibri" w:eastAsia="Calibri" w:cs="Calibri"/>
+          <w:rFonts w:ascii="Calibri" w:eastAsia="Calibri" w:hAnsi="Calibri" w:cs="Calibri"/>
           <w:lang w:val="en-US"/>
         </w:rPr>
         <w:t>ead in more detail the abstracts of the sources remaining</w:t>
@@ -965,13 +873,13 @@
           <w:numId w:val="3"/>
         </w:numPr>
         <w:rPr>
-          <w:rFonts w:ascii="Calibri" w:hAnsi="Calibri" w:eastAsia="Calibri" w:cs="Calibri"/>
-          <w:lang w:val="en-US"/>
-        </w:rPr>
-      </w:pPr>
-      <w:r>
-        <w:rPr>
-          <w:rFonts w:ascii="Calibri" w:hAnsi="Calibri" w:eastAsia="Calibri" w:cs="Calibri"/>
+          <w:rFonts w:ascii="Calibri" w:eastAsia="Calibri" w:hAnsi="Calibri" w:cs="Calibri"/>
+          <w:lang w:val="en-US"/>
+        </w:rPr>
+      </w:pPr>
+      <w:r>
+        <w:rPr>
+          <w:rFonts w:ascii="Calibri" w:eastAsia="Calibri" w:hAnsi="Calibri" w:cs="Calibri"/>
           <w:lang w:val="en-US"/>
         </w:rPr>
         <w:t>Check for each source:</w:t>
@@ -985,27 +893,27 @@
           <w:numId w:val="3"/>
         </w:numPr>
         <w:rPr>
-          <w:rFonts w:ascii="Calibri" w:hAnsi="Calibri" w:eastAsia="Calibri" w:cs="Calibri"/>
-          <w:lang w:val="en-US"/>
-        </w:rPr>
-      </w:pPr>
-      <w:r>
-        <w:rPr>
-          <w:rFonts w:ascii="Calibri" w:hAnsi="Calibri" w:eastAsia="Calibri" w:cs="Calibri"/>
+          <w:rFonts w:ascii="Calibri" w:eastAsia="Calibri" w:hAnsi="Calibri" w:cs="Calibri"/>
+          <w:lang w:val="en-US"/>
+        </w:rPr>
+      </w:pPr>
+      <w:r>
+        <w:rPr>
+          <w:rFonts w:ascii="Calibri" w:eastAsia="Calibri" w:hAnsi="Calibri" w:cs="Calibri"/>
           <w:lang w:val="en-US"/>
         </w:rPr>
         <w:t>How can I use this source in my project? F</w:t>
       </w:r>
       <w:r>
         <w:rPr>
-          <w:rFonts w:ascii="Calibri" w:hAnsi="Calibri" w:eastAsia="Calibri" w:cs="Calibri"/>
+          <w:rFonts w:ascii="Calibri" w:eastAsia="Calibri" w:hAnsi="Calibri" w:cs="Calibri"/>
           <w:lang w:val="en-US"/>
         </w:rPr>
         <w:t>or example</w:t>
       </w:r>
       <w:r>
         <w:rPr>
-          <w:rFonts w:ascii="Calibri" w:hAnsi="Calibri" w:eastAsia="Calibri" w:cs="Calibri"/>
+          <w:rFonts w:ascii="Calibri" w:eastAsia="Calibri" w:hAnsi="Calibri" w:cs="Calibri"/>
           <w:lang w:val="en-US"/>
         </w:rPr>
         <w:t>:</w:t>
@@ -1020,28 +928,21 @@
         </w:numPr>
         <w:shd w:val="clear" w:color="auto" w:fill="FFFFFF" w:themeFill="background1"/>
         <w:rPr>
-          <w:rFonts w:ascii="Calibri" w:hAnsi="Calibri" w:eastAsia="Calibri" w:cs="Calibri"/>
+          <w:rFonts w:ascii="Calibri" w:eastAsia="Calibri" w:hAnsi="Calibri" w:cs="Calibri"/>
           <w:color w:val="222832"/>
           <w:lang w:val="en-US"/>
         </w:rPr>
       </w:pPr>
       <w:r>
         <w:rPr>
-          <w:rFonts w:ascii="Calibri" w:hAnsi="Calibri" w:eastAsia="Calibri" w:cs="Calibri"/>
-          <w:lang w:val="en-US"/>
-        </w:rPr>
-        <w:t>a</w:t>
-      </w:r>
-      <w:r>
-        <w:rPr>
-          <w:rFonts w:ascii="Calibri" w:hAnsi="Calibri" w:eastAsia="Calibri" w:cs="Calibri"/>
-          <w:lang w:val="en-US"/>
-        </w:rPr>
-        <w:t xml:space="preserve">s background </w:t>
-      </w:r>
-      <w:r>
-        <w:rPr>
-          <w:rFonts w:ascii="Calibri" w:hAnsi="Calibri" w:eastAsia="Calibri" w:cs="Calibri"/>
+          <w:rFonts w:ascii="Calibri" w:eastAsia="Calibri" w:hAnsi="Calibri" w:cs="Calibri"/>
+          <w:lang w:val="en-US"/>
+        </w:rPr>
+        <w:t xml:space="preserve">as background </w:t>
+      </w:r>
+      <w:r>
+        <w:rPr>
+          <w:rFonts w:ascii="Calibri" w:eastAsia="Calibri" w:hAnsi="Calibri" w:cs="Calibri"/>
           <w:color w:val="222832"/>
           <w:lang w:val="en-US"/>
         </w:rPr>
@@ -1057,14 +958,14 @@
         </w:numPr>
         <w:shd w:val="clear" w:color="auto" w:fill="FFFFFF" w:themeFill="background1"/>
         <w:rPr>
-          <w:rFonts w:ascii="Calibri" w:hAnsi="Calibri" w:eastAsia="Calibri" w:cs="Calibri"/>
+          <w:rFonts w:ascii="Calibri" w:eastAsia="Calibri" w:hAnsi="Calibri" w:cs="Calibri"/>
           <w:color w:val="222832"/>
           <w:lang w:val="en-US"/>
         </w:rPr>
       </w:pPr>
       <w:r>
         <w:rPr>
-          <w:rFonts w:ascii="Calibri" w:hAnsi="Calibri" w:eastAsia="Calibri" w:cs="Calibri"/>
+          <w:rFonts w:ascii="Calibri" w:eastAsia="Calibri" w:hAnsi="Calibri" w:cs="Calibri"/>
           <w:color w:val="222832"/>
           <w:lang w:val="en-US"/>
         </w:rPr>
@@ -1072,7 +973,7 @@
       </w:r>
       <w:r>
         <w:rPr>
-          <w:rFonts w:ascii="Calibri" w:hAnsi="Calibri" w:eastAsia="Calibri" w:cs="Calibri"/>
+          <w:rFonts w:ascii="Calibri" w:eastAsia="Calibri" w:hAnsi="Calibri" w:cs="Calibri"/>
           <w:color w:val="222832"/>
           <w:lang w:val="en-US"/>
         </w:rPr>
@@ -1088,14 +989,14 @@
         </w:numPr>
         <w:shd w:val="clear" w:color="auto" w:fill="FFFFFF" w:themeFill="background1"/>
         <w:rPr>
-          <w:rFonts w:ascii="Calibri" w:hAnsi="Calibri" w:eastAsia="Calibri" w:cs="Calibri"/>
+          <w:rFonts w:ascii="Calibri" w:eastAsia="Calibri" w:hAnsi="Calibri" w:cs="Calibri"/>
           <w:color w:val="222832"/>
           <w:lang w:val="en-US"/>
         </w:rPr>
       </w:pPr>
       <w:r>
         <w:rPr>
-          <w:rFonts w:ascii="Calibri" w:hAnsi="Calibri" w:eastAsia="Calibri" w:cs="Calibri"/>
+          <w:rFonts w:ascii="Calibri" w:eastAsia="Calibri" w:hAnsi="Calibri" w:cs="Calibri"/>
           <w:color w:val="222832"/>
           <w:lang w:val="en-US"/>
         </w:rPr>
@@ -1103,7 +1004,7 @@
       </w:r>
       <w:r>
         <w:rPr>
-          <w:rFonts w:ascii="Calibri" w:hAnsi="Calibri" w:eastAsia="Calibri" w:cs="Calibri"/>
+          <w:rFonts w:ascii="Calibri" w:eastAsia="Calibri" w:hAnsi="Calibri" w:cs="Calibri"/>
           <w:color w:val="222832"/>
           <w:lang w:val="en-US"/>
         </w:rPr>
@@ -1119,14 +1020,14 @@
         </w:numPr>
         <w:shd w:val="clear" w:color="auto" w:fill="FFFFFF" w:themeFill="background1"/>
         <w:rPr>
-          <w:rFonts w:ascii="Calibri" w:hAnsi="Calibri" w:eastAsia="Calibri" w:cs="Calibri"/>
+          <w:rFonts w:ascii="Calibri" w:eastAsia="Calibri" w:hAnsi="Calibri" w:cs="Calibri"/>
           <w:color w:val="222832"/>
           <w:lang w:val="en-US"/>
         </w:rPr>
       </w:pPr>
       <w:r>
         <w:rPr>
-          <w:rFonts w:ascii="Calibri" w:hAnsi="Calibri" w:eastAsia="Calibri" w:cs="Calibri"/>
+          <w:rFonts w:ascii="Calibri" w:eastAsia="Calibri" w:hAnsi="Calibri" w:cs="Calibri"/>
           <w:color w:val="222832"/>
           <w:lang w:val="en-US"/>
         </w:rPr>
@@ -1134,7 +1035,7 @@
       </w:r>
       <w:r>
         <w:rPr>
-          <w:rFonts w:ascii="Calibri" w:hAnsi="Calibri" w:eastAsia="Calibri" w:cs="Calibri"/>
+          <w:rFonts w:ascii="Calibri" w:eastAsia="Calibri" w:hAnsi="Calibri" w:cs="Calibri"/>
           <w:color w:val="222832"/>
           <w:lang w:val="en-US"/>
         </w:rPr>
@@ -1150,14 +1051,14 @@
         </w:numPr>
         <w:shd w:val="clear" w:color="auto" w:fill="FFFFFF" w:themeFill="background1"/>
         <w:rPr>
-          <w:rFonts w:ascii="Calibri" w:hAnsi="Calibri" w:eastAsia="Calibri" w:cs="Calibri"/>
+          <w:rFonts w:ascii="Calibri" w:eastAsia="Calibri" w:hAnsi="Calibri" w:cs="Calibri"/>
           <w:color w:val="222832"/>
           <w:lang w:val="en-US"/>
         </w:rPr>
       </w:pPr>
       <w:r>
         <w:rPr>
-          <w:rFonts w:ascii="Calibri" w:hAnsi="Calibri" w:eastAsia="Calibri" w:cs="Calibri"/>
+          <w:rFonts w:ascii="Calibri" w:eastAsia="Calibri" w:hAnsi="Calibri" w:cs="Calibri"/>
           <w:color w:val="222832"/>
           <w:lang w:val="en-US"/>
         </w:rPr>
@@ -1165,7 +1066,7 @@
       </w:r>
       <w:r>
         <w:rPr>
-          <w:rFonts w:ascii="Calibri" w:hAnsi="Calibri" w:eastAsia="Calibri" w:cs="Calibri"/>
+          <w:rFonts w:ascii="Calibri" w:eastAsia="Calibri" w:hAnsi="Calibri" w:cs="Calibri"/>
           <w:color w:val="222832"/>
           <w:lang w:val="en-US"/>
         </w:rPr>
@@ -1173,7 +1074,7 @@
       </w:r>
       <w:r>
         <w:rPr>
-          <w:rFonts w:ascii="Calibri" w:hAnsi="Calibri" w:eastAsia="Calibri" w:cs="Calibri"/>
+          <w:rFonts w:ascii="Calibri" w:eastAsia="Calibri" w:hAnsi="Calibri" w:cs="Calibri"/>
           <w:color w:val="222832"/>
           <w:lang w:val="en-US"/>
         </w:rPr>
@@ -1181,7 +1082,7 @@
       </w:r>
       <w:r>
         <w:rPr>
-          <w:rFonts w:ascii="Calibri" w:hAnsi="Calibri" w:eastAsia="Calibri" w:cs="Calibri"/>
+          <w:rFonts w:ascii="Calibri" w:eastAsia="Calibri" w:hAnsi="Calibri" w:cs="Calibri"/>
           <w:color w:val="222832"/>
           <w:lang w:val="en-US"/>
         </w:rPr>
@@ -1189,7 +1090,7 @@
       </w:r>
       <w:r>
         <w:rPr>
-          <w:rFonts w:ascii="Calibri" w:hAnsi="Calibri" w:eastAsia="Calibri" w:cs="Calibri"/>
+          <w:rFonts w:ascii="Calibri" w:eastAsia="Calibri" w:hAnsi="Calibri" w:cs="Calibri"/>
           <w:color w:val="222832"/>
           <w:lang w:val="en-US"/>
         </w:rPr>
@@ -1197,7 +1098,7 @@
       </w:r>
       <w:r>
         <w:rPr>
-          <w:rFonts w:ascii="Calibri" w:hAnsi="Calibri" w:eastAsia="Calibri" w:cs="Calibri"/>
+          <w:rFonts w:ascii="Calibri" w:eastAsia="Calibri" w:hAnsi="Calibri" w:cs="Calibri"/>
           <w:color w:val="222832"/>
           <w:lang w:val="en-US"/>
         </w:rPr>
@@ -1213,14 +1114,14 @@
         </w:numPr>
         <w:shd w:val="clear" w:color="auto" w:fill="FFFFFF" w:themeFill="background1"/>
         <w:rPr>
-          <w:rFonts w:ascii="Calibri" w:hAnsi="Calibri" w:eastAsia="Calibri" w:cs="Calibri"/>
+          <w:rFonts w:ascii="Calibri" w:eastAsia="Calibri" w:hAnsi="Calibri" w:cs="Calibri"/>
           <w:color w:val="222832"/>
           <w:lang w:val="en-US"/>
         </w:rPr>
       </w:pPr>
       <w:r>
         <w:rPr>
-          <w:rFonts w:ascii="Calibri" w:hAnsi="Calibri" w:eastAsia="Calibri" w:cs="Calibri"/>
+          <w:rFonts w:ascii="Calibri" w:eastAsia="Calibri" w:hAnsi="Calibri" w:cs="Calibri"/>
           <w:color w:val="222832"/>
           <w:lang w:val="en-US"/>
         </w:rPr>
@@ -1236,21 +1137,21 @@
         </w:numPr>
         <w:shd w:val="clear" w:color="auto" w:fill="FFFFFF" w:themeFill="background1"/>
         <w:rPr>
-          <w:rFonts w:ascii="Calibri" w:hAnsi="Calibri" w:eastAsia="Calibri" w:cs="Calibri"/>
+          <w:rFonts w:ascii="Calibri" w:eastAsia="Calibri" w:hAnsi="Calibri" w:cs="Calibri"/>
           <w:color w:val="222832"/>
           <w:lang w:val="en-US"/>
         </w:rPr>
       </w:pPr>
       <w:r>
         <w:rPr>
-          <w:rFonts w:ascii="Calibri" w:hAnsi="Calibri" w:eastAsia="Calibri" w:cs="Calibri"/>
+          <w:rFonts w:ascii="Calibri" w:eastAsia="Calibri" w:hAnsi="Calibri" w:cs="Calibri"/>
           <w:lang w:val="en-US"/>
         </w:rPr>
         <w:t>Do I understand t</w:t>
       </w:r>
       <w:r>
         <w:rPr>
-          <w:rFonts w:ascii="Calibri" w:hAnsi="Calibri" w:eastAsia="Calibri" w:cs="Calibri"/>
+          <w:rFonts w:ascii="Calibri" w:eastAsia="Calibri" w:hAnsi="Calibri" w:cs="Calibri"/>
           <w:color w:val="222832"/>
           <w:lang w:val="en-US"/>
         </w:rPr>
@@ -1258,7 +1159,7 @@
       </w:r>
       <w:r>
         <w:rPr>
-          <w:rFonts w:ascii="Calibri" w:hAnsi="Calibri" w:eastAsia="Calibri" w:cs="Calibri"/>
+          <w:rFonts w:ascii="Calibri" w:eastAsia="Calibri" w:hAnsi="Calibri" w:cs="Calibri"/>
           <w:color w:val="222832"/>
           <w:lang w:val="en-US"/>
         </w:rPr>
@@ -1266,7 +1167,7 @@
       </w:r>
       <w:r>
         <w:rPr>
-          <w:rFonts w:ascii="Calibri" w:hAnsi="Calibri" w:eastAsia="Calibri" w:cs="Calibri"/>
+          <w:rFonts w:ascii="Calibri" w:eastAsia="Calibri" w:hAnsi="Calibri" w:cs="Calibri"/>
           <w:color w:val="222832"/>
           <w:lang w:val="en-US"/>
         </w:rPr>
@@ -1274,7 +1175,7 @@
       </w:r>
       <w:r>
         <w:rPr>
-          <w:rFonts w:ascii="Calibri" w:hAnsi="Calibri" w:eastAsia="Calibri" w:cs="Calibri"/>
+          <w:rFonts w:ascii="Calibri" w:eastAsia="Calibri" w:hAnsi="Calibri" w:cs="Calibri"/>
           <w:color w:val="222832"/>
           <w:lang w:val="en-US"/>
         </w:rPr>
@@ -1282,7 +1183,7 @@
       </w:r>
       <w:r>
         <w:rPr>
-          <w:rFonts w:ascii="Calibri" w:hAnsi="Calibri" w:eastAsia="Calibri" w:cs="Calibri"/>
+          <w:rFonts w:ascii="Calibri" w:eastAsia="Calibri" w:hAnsi="Calibri" w:cs="Calibri"/>
           <w:color w:val="222832"/>
           <w:lang w:val="en-US"/>
         </w:rPr>
@@ -1297,15 +1198,15 @@
           <w:numId w:val="3"/>
         </w:numPr>
         <w:shd w:val="clear" w:color="auto" w:fill="FFFFFF" w:themeFill="background1"/>
-        <w:spacing w:before="0" w:beforeAutospacing="off" w:after="0" w:afterAutospacing="off"/>
-        <w:rPr>
-          <w:rFonts w:ascii="Calibri" w:hAnsi="Calibri" w:eastAsia="Calibri" w:cs="Calibri"/>
-          <w:lang w:val="en-US"/>
-        </w:rPr>
-      </w:pPr>
-      <w:r>
-        <w:rPr>
-          <w:rFonts w:ascii="Calibri" w:hAnsi="Calibri" w:eastAsia="Calibri" w:cs="Calibri"/>
+        <w:spacing w:before="0" w:beforeAutospacing="0" w:after="0" w:afterAutospacing="0"/>
+        <w:rPr>
+          <w:rFonts w:ascii="Calibri" w:eastAsia="Calibri" w:hAnsi="Calibri" w:cs="Calibri"/>
+          <w:lang w:val="en-US"/>
+        </w:rPr>
+      </w:pPr>
+      <w:r>
+        <w:rPr>
+          <w:rFonts w:ascii="Calibri" w:eastAsia="Calibri" w:hAnsi="Calibri" w:cs="Calibri"/>
           <w:color w:val="222832"/>
           <w:lang w:val="en-US"/>
         </w:rPr>
@@ -1313,7 +1214,7 @@
       </w:r>
       <w:r>
         <w:rPr>
-          <w:rFonts w:ascii="Calibri" w:hAnsi="Calibri" w:eastAsia="Calibri" w:cs="Calibri"/>
+          <w:rFonts w:ascii="Calibri" w:eastAsia="Calibri" w:hAnsi="Calibri" w:cs="Calibri"/>
           <w:color w:val="222832"/>
           <w:lang w:val="en-US"/>
         </w:rPr>
@@ -1321,7 +1222,7 @@
       </w:r>
       <w:r>
         <w:rPr>
-          <w:rFonts w:ascii="Calibri" w:hAnsi="Calibri" w:eastAsia="Calibri" w:cs="Calibri"/>
+          <w:rFonts w:ascii="Calibri" w:eastAsia="Calibri" w:hAnsi="Calibri" w:cs="Calibri"/>
           <w:color w:val="222832"/>
           <w:lang w:val="en-US"/>
         </w:rPr>
@@ -1329,7 +1230,7 @@
       </w:r>
       <w:r>
         <w:rPr>
-          <w:rFonts w:ascii="Calibri" w:hAnsi="Calibri" w:eastAsia="Calibri" w:cs="Calibri"/>
+          <w:rFonts w:ascii="Calibri" w:eastAsia="Calibri" w:hAnsi="Calibri" w:cs="Calibri"/>
           <w:color w:val="222832"/>
           <w:lang w:val="en-US"/>
         </w:rPr>
@@ -1337,7 +1238,7 @@
       </w:r>
       <w:r>
         <w:rPr>
-          <w:rFonts w:ascii="Calibri" w:hAnsi="Calibri" w:eastAsia="Calibri" w:cs="Calibri"/>
+          <w:rFonts w:ascii="Calibri" w:eastAsia="Calibri" w:hAnsi="Calibri" w:cs="Calibri"/>
           <w:color w:val="222832"/>
           <w:lang w:val="en-US"/>
         </w:rPr>
@@ -1345,7 +1246,7 @@
       </w:r>
       <w:r>
         <w:rPr>
-          <w:rFonts w:ascii="Calibri" w:hAnsi="Calibri" w:eastAsia="Calibri" w:cs="Calibri"/>
+          <w:rFonts w:ascii="Calibri" w:eastAsia="Calibri" w:hAnsi="Calibri" w:cs="Calibri"/>
           <w:color w:val="222832"/>
           <w:lang w:val="en-US"/>
         </w:rPr>
@@ -1353,7 +1254,7 @@
       </w:r>
       <w:r>
         <w:rPr>
-          <w:rFonts w:ascii="Calibri" w:hAnsi="Calibri" w:eastAsia="Calibri" w:cs="Calibri"/>
+          <w:rFonts w:ascii="Calibri" w:eastAsia="Calibri" w:hAnsi="Calibri" w:cs="Calibri"/>
           <w:color w:val="222832"/>
           <w:lang w:val="en-US"/>
         </w:rPr>
@@ -1361,7 +1262,7 @@
       </w:r>
       <w:r>
         <w:rPr>
-          <w:rFonts w:ascii="Calibri" w:hAnsi="Calibri" w:eastAsia="Calibri" w:cs="Calibri"/>
+          <w:rFonts w:ascii="Calibri" w:eastAsia="Calibri" w:hAnsi="Calibri" w:cs="Calibri"/>
           <w:color w:val="222832"/>
           <w:lang w:val="en-US"/>
         </w:rPr>
@@ -1369,7 +1270,7 @@
       </w:r>
       <w:r>
         <w:rPr>
-          <w:rFonts w:ascii="Calibri" w:hAnsi="Calibri" w:eastAsia="Calibri" w:cs="Calibri"/>
+          <w:rFonts w:ascii="Calibri" w:eastAsia="Calibri" w:hAnsi="Calibri" w:cs="Calibri"/>
           <w:color w:val="222832"/>
           <w:lang w:val="en-US"/>
         </w:rPr>
@@ -1384,44 +1285,58 @@
           <w:numId w:val="3"/>
         </w:numPr>
         <w:rPr>
-          <w:rFonts w:ascii="Calibri" w:hAnsi="Calibri" w:eastAsia="Calibri" w:cs="Calibri"/>
-          <w:lang w:val="en-US"/>
-        </w:rPr>
-      </w:pPr>
-      <w:r>
-        <w:rPr>
-          <w:rFonts w:ascii="Calibri" w:hAnsi="Calibri" w:eastAsia="Calibri" w:cs="Calibri"/>
+          <w:rFonts w:ascii="Calibri" w:eastAsia="Calibri" w:hAnsi="Calibri" w:cs="Calibri"/>
+          <w:lang w:val="en-US"/>
+        </w:rPr>
+      </w:pPr>
+      <w:r>
+        <w:rPr>
+          <w:rFonts w:ascii="Calibri" w:eastAsia="Calibri" w:hAnsi="Calibri" w:cs="Calibri"/>
           <w:lang w:val="en-US"/>
         </w:rPr>
         <w:t xml:space="preserve">When you select a source that you want to use in your project, store it in a relevant folder in your preferred reference management tool and/or add a tag denoting what you want to use it for </w:t>
       </w:r>
       <w:r>
         <w:rPr>
-          <w:rFonts w:ascii="Calibri" w:hAnsi="Calibri" w:eastAsia="Calibri" w:cs="Calibri"/>
+          <w:rFonts w:ascii="Calibri" w:eastAsia="Calibri" w:hAnsi="Calibri" w:cs="Calibri"/>
           <w:lang w:val="en-US"/>
         </w:rPr>
         <w:t>(</w:t>
       </w:r>
-      <w:hyperlink r:id="R84d8270a3c424012">
+      <w:r>
+        <w:rPr>
+          <w:rFonts w:ascii="Calibri" w:eastAsia="Calibri" w:hAnsi="Calibri" w:cs="Calibri"/>
+          <w:lang w:val="en-US"/>
+        </w:rPr>
+        <w:t xml:space="preserve">see also </w:t>
+      </w:r>
+      <w:hyperlink r:id="rId13">
         <w:r>
           <w:rPr>
             <w:rStyle w:val="Hyperlink"/>
-            <w:rFonts w:ascii="Calibri" w:hAnsi="Calibri" w:eastAsia="Calibri" w:cs="Calibri"/>
+            <w:rFonts w:ascii="Calibri" w:eastAsia="Calibri" w:hAnsi="Calibri" w:cs="Calibri"/>
             <w:lang w:val="en-US"/>
           </w:rPr>
-          <w:t>3d</w:t>
+          <w:t>3d: Storing Sources</w:t>
         </w:r>
       </w:hyperlink>
       <w:r>
         <w:rPr>
-          <w:rFonts w:ascii="Calibri" w:hAnsi="Calibri" w:eastAsia="Calibri" w:cs="Calibri"/>
+          <w:rFonts w:ascii="Calibri" w:eastAsia="Calibri" w:hAnsi="Calibri" w:cs="Calibri"/>
           <w:lang w:val="en-US"/>
         </w:rPr>
         <w:t>)</w:t>
       </w:r>
       <w:r>
         <w:rPr>
-          <w:rFonts w:ascii="Calibri" w:hAnsi="Calibri" w:eastAsia="Calibri" w:cs="Calibri"/>
+          <w:rFonts w:ascii="Calibri" w:eastAsia="Calibri" w:hAnsi="Calibri" w:cs="Calibri"/>
+          <w:lang w:val="en-US"/>
+        </w:rPr>
+        <w:t>)</w:t>
+      </w:r>
+      <w:r>
+        <w:rPr>
+          <w:rFonts w:ascii="Calibri" w:eastAsia="Calibri" w:hAnsi="Calibri" w:cs="Calibri"/>
           <w:lang w:val="en-US"/>
         </w:rPr>
         <w:t>.</w:t>
@@ -1431,33 +1346,25 @@
       <w:pPr>
         <w:pStyle w:val="NormalWeb"/>
         <w:shd w:val="clear" w:color="auto" w:fill="FFFFFF" w:themeFill="background1"/>
-        <w:spacing w:before="0" w:beforeAutospacing="off" w:after="0" w:afterAutospacing="off"/>
+        <w:spacing w:before="0" w:beforeAutospacing="0" w:after="0" w:afterAutospacing="0"/>
         <w:ind w:left="1440"/>
         <w:rPr>
-          <w:rFonts w:ascii="Calibri" w:hAnsi="Calibri" w:eastAsia="Calibri" w:cs="Calibri"/>
+          <w:rFonts w:ascii="Calibri" w:eastAsia="Calibri" w:hAnsi="Calibri" w:cs="Calibri"/>
           <w:lang w:val="en-US"/>
         </w:rPr>
       </w:pPr>
     </w:p>
     <w:p>
-      <w:pPr>
-        <w:pStyle w:val="Normal"/>
-        <w:suppressLineNumbers w:val="0"/>
-        <w:bidi w:val="0"/>
-        <w:spacing w:before="0" w:beforeAutospacing="off" w:after="160" w:afterAutospacing="off" w:line="278" w:lineRule="auto"/>
-        <w:ind w:left="0" w:right="0"/>
-        <w:jc w:val="left"/>
-      </w:pPr>
-      <w:r>
-        <w:rPr>
-          <w:rFonts w:ascii="Calibri" w:hAnsi="Calibri" w:eastAsia="Calibri" w:cs="Calibri"/>
+      <w:r>
+        <w:rPr>
+          <w:rFonts w:ascii="Calibri" w:eastAsia="Calibri" w:hAnsi="Calibri" w:cs="Calibri"/>
           <w:lang w:val="en-US"/>
         </w:rPr>
         <w:t>Number of sources left</w:t>
       </w:r>
       <w:r>
         <w:rPr>
-          <w:rFonts w:ascii="Calibri" w:hAnsi="Calibri" w:eastAsia="Calibri" w:cs="Calibri"/>
+          <w:rFonts w:ascii="Calibri" w:eastAsia="Calibri" w:hAnsi="Calibri" w:cs="Calibri"/>
           <w:lang w:val="en-US"/>
         </w:rPr>
         <w:t>:</w:t>
@@ -1466,7 +1373,6 @@
     <w:tbl>
       <w:tblPr>
         <w:tblStyle w:val="TableGrid"/>
-        <w:bidiVisual w:val="0"/>
         <w:tblW w:w="0" w:type="auto"/>
         <w:tblLook w:val="06A0" w:firstRow="1" w:lastRow="0" w:firstColumn="1" w:lastColumn="0" w:noHBand="1" w:noVBand="1"/>
       </w:tblPr>
@@ -1480,34 +1386,27 @@
         <w:tc>
           <w:tcPr>
             <w:tcW w:w="9015" w:type="dxa"/>
-            <w:tcMar/>
           </w:tcPr>
           <w:p>
             <w:pPr>
-              <w:pStyle w:val="Normal"/>
-              <w:bidi w:val="0"/>
               <w:rPr>
-                <w:rFonts w:ascii="Calibri" w:hAnsi="Calibri" w:eastAsia="Calibri" w:cs="Calibri"/>
+                <w:rFonts w:ascii="Calibri" w:eastAsia="Calibri" w:hAnsi="Calibri" w:cs="Calibri"/>
                 <w:lang w:val="en-US"/>
               </w:rPr>
             </w:pPr>
           </w:p>
           <w:p>
             <w:pPr>
-              <w:pStyle w:val="Normal"/>
-              <w:bidi w:val="0"/>
               <w:rPr>
-                <w:rFonts w:ascii="Calibri" w:hAnsi="Calibri" w:eastAsia="Calibri" w:cs="Calibri"/>
+                <w:rFonts w:ascii="Calibri" w:eastAsia="Calibri" w:hAnsi="Calibri" w:cs="Calibri"/>
                 <w:lang w:val="en-US"/>
               </w:rPr>
             </w:pPr>
           </w:p>
           <w:p>
             <w:pPr>
-              <w:pStyle w:val="Normal"/>
-              <w:bidi w:val="0"/>
               <w:rPr>
-                <w:rFonts w:ascii="Calibri" w:hAnsi="Calibri" w:eastAsia="Calibri" w:cs="Calibri"/>
+                <w:rFonts w:ascii="Calibri" w:eastAsia="Calibri" w:hAnsi="Calibri" w:cs="Calibri"/>
                 <w:lang w:val="en-US"/>
               </w:rPr>
             </w:pPr>
@@ -1517,23 +1416,21 @@
     </w:tbl>
     <w:p>
       <w:pPr>
-        <w:pStyle w:val="Normal"/>
-        <w:ind w:left="0"/>
-        <w:rPr>
-          <w:rFonts w:ascii="Calibri" w:hAnsi="Calibri" w:eastAsia="Calibri" w:cs="Calibri"/>
-          <w:lang w:val="en-US"/>
-        </w:rPr>
-      </w:pPr>
-      <w:r>
-        <w:rPr>
-          <w:rFonts w:ascii="Calibri" w:hAnsi="Calibri" w:eastAsia="Calibri" w:cs="Calibri"/>
+        <w:rPr>
+          <w:rFonts w:ascii="Calibri" w:eastAsia="Calibri" w:hAnsi="Calibri" w:cs="Calibri"/>
+          <w:lang w:val="en-US"/>
+        </w:rPr>
+      </w:pPr>
+      <w:r>
+        <w:rPr>
+          <w:rFonts w:ascii="Calibri" w:eastAsia="Calibri" w:hAnsi="Calibri" w:cs="Calibri"/>
           <w:lang w:val="en-US"/>
         </w:rPr>
         <w:t>The number of sources left seems manageable for me to evaluate in more detail</w:t>
       </w:r>
       <w:r>
         <w:rPr>
-          <w:rFonts w:ascii="Calibri" w:hAnsi="Calibri" w:eastAsia="Calibri" w:cs="Calibri"/>
+          <w:rFonts w:ascii="Calibri" w:eastAsia="Calibri" w:hAnsi="Calibri" w:cs="Calibri"/>
           <w:lang w:val="en-US"/>
         </w:rPr>
         <w:t xml:space="preserve"> </w:t>
@@ -1547,101 +1444,82 @@
           <w:numId w:val="3"/>
         </w:numPr>
         <w:rPr>
-          <w:rFonts w:ascii="Calibri" w:hAnsi="Calibri" w:eastAsia="Calibri" w:cs="Calibri"/>
-          <w:b w:val="0"/>
-          <w:bCs w:val="0"/>
-          <w:lang w:val="en-US"/>
-        </w:rPr>
-      </w:pPr>
-      <w:r>
-        <w:rPr>
-          <w:rFonts w:ascii="Calibri" w:hAnsi="Calibri" w:eastAsia="Calibri" w:cs="Calibri"/>
-          <w:b w:val="1"/>
-          <w:bCs w:val="1"/>
-          <w:lang w:val="en-US"/>
-        </w:rPr>
-        <w:t>Yes</w:t>
-      </w:r>
-      <w:r>
-        <w:rPr>
-          <w:rFonts w:ascii="Calibri" w:hAnsi="Calibri" w:eastAsia="Calibri" w:cs="Calibri"/>
-          <w:b w:val="1"/>
-          <w:bCs w:val="1"/>
+          <w:rFonts w:ascii="Calibri" w:eastAsia="Calibri" w:hAnsi="Calibri" w:cs="Calibri"/>
+          <w:lang w:val="en-US"/>
+        </w:rPr>
+      </w:pPr>
+      <w:r>
+        <w:rPr>
+          <w:rFonts w:ascii="Calibri" w:eastAsia="Calibri" w:hAnsi="Calibri" w:cs="Calibri"/>
+          <w:b/>
+          <w:bCs/>
+          <w:lang w:val="en-US"/>
+        </w:rPr>
+        <w:t xml:space="preserve">Yes </w:t>
+      </w:r>
+      <w:r>
+        <w:rPr>
+          <w:rFonts w:ascii="Calibri" w:eastAsia="Calibri" w:hAnsi="Calibri" w:cs="Calibri"/>
+          <w:b/>
+          <w:bCs/>
+          <w:lang w:val="en-US"/>
+        </w:rPr>
+        <w:t>--&gt;</w:t>
+      </w:r>
+      <w:r>
+        <w:rPr>
+          <w:rFonts w:ascii="Calibri" w:eastAsia="Calibri" w:hAnsi="Calibri" w:cs="Calibri"/>
           <w:lang w:val="en-US"/>
         </w:rPr>
         <w:t xml:space="preserve"> </w:t>
       </w:r>
       <w:r>
         <w:rPr>
-          <w:rFonts w:ascii="Calibri" w:hAnsi="Calibri" w:eastAsia="Calibri" w:cs="Calibri"/>
-          <w:b w:val="1"/>
-          <w:bCs w:val="1"/>
-          <w:lang w:val="en-US"/>
-        </w:rPr>
-        <w:t>--&gt;</w:t>
-      </w:r>
-      <w:r>
-        <w:rPr>
-          <w:rFonts w:ascii="Calibri" w:hAnsi="Calibri" w:eastAsia="Calibri" w:cs="Calibri"/>
-          <w:b w:val="0"/>
-          <w:bCs w:val="0"/>
+          <w:rFonts w:ascii="Calibri" w:eastAsia="Calibri" w:hAnsi="Calibri" w:cs="Calibri"/>
+          <w:lang w:val="en-US"/>
+        </w:rPr>
+        <w:t>move on to</w:t>
+      </w:r>
+      <w:r>
+        <w:rPr>
+          <w:rFonts w:ascii="Calibri" w:eastAsia="Calibri" w:hAnsi="Calibri" w:cs="Calibri"/>
+          <w:lang w:val="en-US"/>
+        </w:rPr>
+        <w:t xml:space="preserve"> the next section to start evaluating your sources in more detail or start</w:t>
+      </w:r>
+      <w:r>
+        <w:rPr>
+          <w:rFonts w:ascii="Calibri" w:eastAsia="Calibri" w:hAnsi="Calibri" w:cs="Calibri"/>
+          <w:lang w:val="en-US"/>
+        </w:rPr>
+        <w:t xml:space="preserve"> processing your sources (</w:t>
+      </w:r>
+      <w:r>
+        <w:rPr>
+          <w:rFonts w:ascii="Calibri" w:eastAsia="Calibri" w:hAnsi="Calibri" w:cs="Calibri"/>
+          <w:lang w:val="en-US"/>
+        </w:rPr>
+        <w:t>see also</w:t>
+      </w:r>
+      <w:r>
+        <w:rPr>
           <w:lang w:val="en-US"/>
         </w:rPr>
         <w:t xml:space="preserve"> </w:t>
       </w:r>
-      <w:r>
-        <w:rPr>
-          <w:rFonts w:ascii="Calibri" w:hAnsi="Calibri" w:eastAsia="Calibri" w:cs="Calibri"/>
-          <w:b w:val="0"/>
-          <w:bCs w:val="0"/>
-          <w:lang w:val="en-US"/>
-        </w:rPr>
-        <w:t>move on to</w:t>
-      </w:r>
-      <w:r>
-        <w:rPr>
-          <w:rFonts w:ascii="Calibri" w:hAnsi="Calibri" w:eastAsia="Calibri" w:cs="Calibri"/>
-          <w:b w:val="0"/>
-          <w:bCs w:val="0"/>
-          <w:lang w:val="en-US"/>
-        </w:rPr>
-        <w:t xml:space="preserve"> the next section to start evaluating your sources in more detail or start</w:t>
-      </w:r>
-      <w:r>
-        <w:rPr>
-          <w:rFonts w:ascii="Calibri" w:hAnsi="Calibri" w:eastAsia="Calibri" w:cs="Calibri"/>
-          <w:b w:val="0"/>
-          <w:bCs w:val="0"/>
-          <w:lang w:val="en-US"/>
-        </w:rPr>
-        <w:t xml:space="preserve"> </w:t>
-      </w:r>
-      <w:r>
-        <w:rPr>
-          <w:rFonts w:ascii="Calibri" w:hAnsi="Calibri" w:eastAsia="Calibri" w:cs="Calibri"/>
-          <w:b w:val="0"/>
-          <w:bCs w:val="0"/>
-          <w:lang w:val="en-US"/>
-        </w:rPr>
-        <w:t>processing your sources (</w:t>
-      </w:r>
-      <w:hyperlink r:id="Rbb0315cee29b4439">
+      <w:hyperlink r:id="rId14">
         <w:r>
           <w:rPr>
             <w:rStyle w:val="Hyperlink"/>
-            <w:rFonts w:ascii="Calibri" w:hAnsi="Calibri" w:eastAsia="Calibri" w:cs="Calibri"/>
-            <w:b w:val="0"/>
-            <w:bCs w:val="0"/>
+            <w:rFonts w:ascii="Calibri" w:eastAsia="Calibri" w:hAnsi="Calibri" w:cs="Calibri"/>
             <w:lang w:val="en-US"/>
           </w:rPr>
-          <w:t>Ch. 4</w:t>
+          <w:t>4: Process Sources</w:t>
         </w:r>
       </w:hyperlink>
       <w:r>
         <w:rPr>
-          <w:rFonts w:ascii="Calibri" w:hAnsi="Calibri" w:eastAsia="Calibri" w:cs="Calibri"/>
-          <w:b w:val="0"/>
-          <w:bCs w:val="0"/>
+          <w:rFonts w:ascii="Calibri" w:eastAsia="Calibri" w:hAnsi="Calibri" w:cs="Calibri"/>
           <w:lang w:val="en-US"/>
         </w:rPr>
         <w:t>)</w:t>
@@ -1650,11 +1528,8 @@
     <w:p>
       <w:pPr>
         <w:pStyle w:val="ListParagraph"/>
-        <w:ind w:left="720"/>
-        <w:rPr>
-          <w:rFonts w:ascii="Calibri" w:hAnsi="Calibri" w:eastAsia="Calibri" w:cs="Calibri"/>
-          <w:b w:val="0"/>
-          <w:bCs w:val="0"/>
+        <w:rPr>
+          <w:rFonts w:ascii="Calibri" w:eastAsia="Calibri" w:hAnsi="Calibri" w:cs="Calibri"/>
           <w:lang w:val="en-US"/>
         </w:rPr>
       </w:pPr>
@@ -1667,67 +1542,44 @@
           <w:numId w:val="3"/>
         </w:numPr>
         <w:rPr>
-          <w:rFonts w:ascii="Calibri" w:hAnsi="Calibri" w:eastAsia="Calibri" w:cs="Calibri"/>
-          <w:lang w:val="en-US"/>
-        </w:rPr>
-      </w:pPr>
-      <w:r>
-        <w:rPr>
-          <w:rFonts w:ascii="Calibri" w:hAnsi="Calibri" w:eastAsia="Calibri" w:cs="Calibri"/>
-          <w:b w:val="1"/>
-          <w:bCs w:val="1"/>
+          <w:rFonts w:ascii="Calibri" w:eastAsia="Calibri" w:hAnsi="Calibri" w:cs="Calibri"/>
+          <w:lang w:val="en-US"/>
+        </w:rPr>
+      </w:pPr>
+      <w:r>
+        <w:rPr>
+          <w:rFonts w:ascii="Calibri" w:eastAsia="Calibri" w:hAnsi="Calibri" w:cs="Calibri"/>
+          <w:b/>
+          <w:bCs/>
           <w:lang w:val="en-US"/>
         </w:rPr>
         <w:t xml:space="preserve">No </w:t>
       </w:r>
       <w:r>
         <w:rPr>
-          <w:rFonts w:ascii="Calibri" w:hAnsi="Calibri" w:eastAsia="Calibri" w:cs="Calibri"/>
-          <w:b w:val="1"/>
-          <w:bCs w:val="1"/>
+          <w:rFonts w:ascii="Calibri" w:eastAsia="Calibri" w:hAnsi="Calibri" w:cs="Calibri"/>
+          <w:b/>
+          <w:bCs/>
           <w:lang w:val="en-US"/>
         </w:rPr>
         <w:t xml:space="preserve">--&gt; </w:t>
       </w:r>
       <w:r>
         <w:rPr>
-          <w:rFonts w:ascii="Calibri" w:hAnsi="Calibri" w:eastAsia="Calibri" w:cs="Calibri"/>
-          <w:b w:val="0"/>
-          <w:bCs w:val="0"/>
-          <w:lang w:val="en-US"/>
-        </w:rPr>
-        <w:t>t</w:t>
-      </w:r>
-      <w:r>
-        <w:rPr>
-          <w:rFonts w:ascii="Calibri" w:hAnsi="Calibri" w:eastAsia="Calibri" w:cs="Calibri"/>
-          <w:lang w:val="en-US"/>
-        </w:rPr>
-        <w:t xml:space="preserve">ry going through the sources you have left again, focusing more specifically on your information search question, prioritizing the ones that seem </w:t>
-      </w:r>
-      <w:r>
-        <w:rPr>
-          <w:rFonts w:ascii="Calibri" w:hAnsi="Calibri" w:eastAsia="Calibri" w:cs="Calibri"/>
-          <w:lang w:val="en-US"/>
-        </w:rPr>
-        <w:t>the</w:t>
-      </w:r>
-      <w:r>
-        <w:rPr>
-          <w:rFonts w:ascii="Calibri" w:hAnsi="Calibri" w:eastAsia="Calibri" w:cs="Calibri"/>
-          <w:lang w:val="en-US"/>
-        </w:rPr>
-        <w:t xml:space="preserve"> most relevant or high quality.</w:t>
+          <w:rFonts w:ascii="Calibri" w:eastAsia="Calibri" w:hAnsi="Calibri" w:cs="Calibri"/>
+          <w:lang w:val="en-US"/>
+        </w:rPr>
+        <w:t>try going through the sources you have left again, focusing more specifically on your information search question, prioritizing the ones that seem the most relevant or high quality.</w:t>
       </w:r>
     </w:p>
     <w:p>
       <w:pPr>
         <w:rPr>
-          <w:rFonts w:ascii="Calibri" w:hAnsi="Calibri" w:eastAsia="Calibri" w:cs="Calibri"/>
+          <w:rFonts w:ascii="Calibri" w:eastAsia="Calibri" w:hAnsi="Calibri" w:cs="Calibri"/>
           <w:lang w:val="en-US"/>
         </w:rPr>
         <w:sectPr>
-          <w:pgSz w:w="11906" w:h="16838" w:orient="portrait"/>
+          <w:pgSz w:w="11906" w:h="16838"/>
           <w:pgMar w:top="1440" w:right="1440" w:bottom="1440" w:left="1440" w:header="708" w:footer="708" w:gutter="0"/>
           <w:cols w:space="708"/>
           <w:docGrid w:linePitch="360"/>
@@ -1735,7 +1587,7 @@
       </w:pPr>
       <w:r>
         <w:rPr>
-          <w:rFonts w:ascii="Calibri" w:hAnsi="Calibri" w:eastAsia="Calibri" w:cs="Calibri"/>
+          <w:rFonts w:ascii="Calibri" w:eastAsia="Calibri" w:hAnsi="Calibri" w:cs="Calibri"/>
           <w:lang w:val="en-US"/>
         </w:rPr>
         <w:br w:type="page"/>
@@ -1745,41 +1597,42 @@
       <w:pPr>
         <w:pStyle w:val="Heading2"/>
         <w:rPr>
-          <w:rFonts w:ascii="Aptos" w:hAnsi="Aptos" w:asciiTheme="minorAscii" w:hAnsiTheme="minorAscii"/>
-          <w:lang w:val="en-US"/>
-        </w:rPr>
-      </w:pPr>
-      <w:r>
-        <w:rPr>
-          <w:rFonts w:ascii="Aptos" w:hAnsi="Aptos" w:asciiTheme="minorAscii" w:hAnsiTheme="minorAscii"/>
-          <w:lang w:val="en-US"/>
-        </w:rPr>
+          <w:rFonts w:asciiTheme="minorHAnsi" w:hAnsiTheme="minorHAnsi"/>
+          <w:lang w:val="en-US"/>
+        </w:rPr>
+      </w:pPr>
+      <w:r>
+        <w:rPr>
+          <w:rFonts w:asciiTheme="minorHAnsi" w:hAnsiTheme="minorHAnsi"/>
+          <w:lang w:val="en-US"/>
+        </w:rPr>
+        <w:lastRenderedPageBreak/>
         <w:t>3:</w:t>
       </w:r>
       <w:r>
         <w:rPr>
-          <w:rFonts w:ascii="Aptos" w:hAnsi="Aptos" w:asciiTheme="minorAscii" w:hAnsiTheme="minorAscii"/>
+          <w:rFonts w:asciiTheme="minorHAnsi" w:hAnsiTheme="minorHAnsi"/>
           <w:lang w:val="en-US"/>
         </w:rPr>
         <w:t xml:space="preserve"> Evaluating Your Sources in More De</w:t>
       </w:r>
       <w:r>
         <w:rPr>
-          <w:rFonts w:ascii="Aptos" w:hAnsi="Aptos" w:asciiTheme="minorAscii" w:hAnsiTheme="minorAscii"/>
+          <w:rFonts w:asciiTheme="minorHAnsi" w:hAnsiTheme="minorHAnsi"/>
           <w:lang w:val="en-US"/>
         </w:rPr>
         <w:t>t</w:t>
       </w:r>
       <w:r>
         <w:rPr>
-          <w:rFonts w:ascii="Aptos" w:hAnsi="Aptos" w:asciiTheme="minorAscii" w:hAnsiTheme="minorAscii"/>
+          <w:rFonts w:asciiTheme="minorHAnsi" w:hAnsiTheme="minorHAnsi"/>
           <w:lang w:val="en-US"/>
         </w:rPr>
         <w:t>ail</w:t>
       </w:r>
       <w:r>
         <w:rPr>
-          <w:rFonts w:ascii="Aptos" w:hAnsi="Aptos" w:asciiTheme="minorAscii" w:hAnsiTheme="minorAscii"/>
+          <w:rFonts w:asciiTheme="minorHAnsi" w:hAnsiTheme="minorHAnsi"/>
           <w:lang w:val="en-US"/>
         </w:rPr>
         <w:t xml:space="preserve">: </w:t>
@@ -1843,7 +1696,21 @@
         <w:rPr>
           <w:lang w:val="en-US"/>
         </w:rPr>
-        <w:t xml:space="preserve">You can use the table below to analyse </w:t>
+        <w:t xml:space="preserve">You can use the table below to </w:t>
+      </w:r>
+      <w:proofErr w:type="spellStart"/>
+      <w:r>
+        <w:rPr>
+          <w:lang w:val="en-US"/>
+        </w:rPr>
+        <w:t>analyse</w:t>
+      </w:r>
+      <w:proofErr w:type="spellEnd"/>
+      <w:r>
+        <w:rPr>
+          <w:lang w:val="en-US"/>
+        </w:rPr>
+        <w:t xml:space="preserve"> </w:t>
       </w:r>
       <w:r>
         <w:rPr>
@@ -1863,15 +1730,50 @@
         </w:rPr>
         <w:t xml:space="preserve"> (</w:t>
       </w:r>
-      <w:hyperlink r:id="Rb9cbb8b357804d00">
+      <w:r>
+        <w:rPr>
+          <w:lang w:val="en-US"/>
+        </w:rPr>
+        <w:t xml:space="preserve">see also </w:t>
+      </w:r>
+      <w:hyperlink r:id="rId15" w:anchor="step-2-evaluate-reliability">
         <w:r>
           <w:rPr>
             <w:rStyle w:val="Hyperlink"/>
+            <w:rFonts w:ascii="Calibri" w:eastAsia="Calibri" w:hAnsi="Calibri" w:cs="Calibri"/>
             <w:lang w:val="en-US"/>
           </w:rPr>
           <w:t>3b</w:t>
         </w:r>
+        <w:r>
+          <w:rPr>
+            <w:rStyle w:val="Hyperlink"/>
+            <w:rFonts w:ascii="Calibri" w:eastAsia="Calibri" w:hAnsi="Calibri" w:cs="Calibri"/>
+            <w:lang w:val="en-US"/>
+          </w:rPr>
+          <w:t>:</w:t>
+        </w:r>
+        <w:r>
+          <w:rPr>
+            <w:rStyle w:val="Hyperlink"/>
+            <w:rFonts w:ascii="Calibri" w:eastAsia="Calibri" w:hAnsi="Calibri" w:cs="Calibri"/>
+            <w:lang w:val="en-US"/>
+          </w:rPr>
+          <w:t xml:space="preserve"> Evaluate Sources Broadly</w:t>
+        </w:r>
       </w:hyperlink>
+      <w:r>
+        <w:rPr>
+          <w:lang w:val="en-US"/>
+        </w:rPr>
+        <w:t xml:space="preserve"> </w:t>
+      </w:r>
+      <w:r>
+        <w:rPr>
+          <w:lang w:val="en-US"/>
+        </w:rPr>
+        <w:t>for an explanation of the CRAAP test</w:t>
+      </w:r>
       <w:r>
         <w:rPr>
           <w:lang w:val="en-US"/>
@@ -1882,45 +1784,52 @@
     <w:tbl>
       <w:tblPr>
         <w:tblStyle w:val="TableGrid"/>
-        <w:tblW w:w="14545" w:type="dxa"/>
+        <w:tblW w:w="14645" w:type="dxa"/>
         <w:tblLook w:val="04A0" w:firstRow="1" w:lastRow="0" w:firstColumn="1" w:lastColumn="0" w:noHBand="0" w:noVBand="1"/>
       </w:tblPr>
       <w:tblGrid>
-        <w:gridCol w:w="2500"/>
-        <w:gridCol w:w="2845"/>
-        <w:gridCol w:w="2816"/>
-        <w:gridCol w:w="3372"/>
-        <w:gridCol w:w="3012"/>
+        <w:gridCol w:w="2517"/>
+        <w:gridCol w:w="2865"/>
+        <w:gridCol w:w="2835"/>
+        <w:gridCol w:w="3395"/>
+        <w:gridCol w:w="3033"/>
       </w:tblGrid>
       <w:tr>
         <w:trPr>
-          <w:trHeight w:val="273"/>
+          <w:trHeight w:val="246"/>
         </w:trPr>
         <w:tc>
           <w:tcPr>
-            <w:tcW w:w="2500" w:type="dxa"/>
-            <w:tcMar/>
+            <w:tcW w:w="2517" w:type="dxa"/>
           </w:tcPr>
           <w:p>
             <w:pPr>
               <w:rPr>
-                <w:b w:val="1"/>
-                <w:bCs w:val="1"/>
+                <w:b/>
+                <w:bCs/>
               </w:rPr>
             </w:pPr>
+            <w:proofErr w:type="spellStart"/>
             <w:r>
               <w:rPr>
-                <w:b w:val="1"/>
-                <w:bCs w:val="1"/>
+                <w:b/>
+                <w:bCs/>
               </w:rPr>
-              <w:t xml:space="preserve">Category </w:t>
+              <w:t>Category</w:t>
+            </w:r>
+            <w:proofErr w:type="spellEnd"/>
+            <w:r>
+              <w:rPr>
+                <w:b/>
+                <w:bCs/>
+              </w:rPr>
+              <w:t xml:space="preserve"> </w:t>
             </w:r>
           </w:p>
         </w:tc>
         <w:tc>
           <w:tcPr>
-            <w:tcW w:w="2845" w:type="dxa"/>
-            <w:tcMar/>
+            <w:tcW w:w="2865" w:type="dxa"/>
           </w:tcPr>
           <w:p>
             <w:pPr>
@@ -1940,8 +1849,7 @@
         </w:tc>
         <w:tc>
           <w:tcPr>
-            <w:tcW w:w="2816" w:type="dxa"/>
-            <w:tcMar/>
+            <w:tcW w:w="2835" w:type="dxa"/>
           </w:tcPr>
           <w:p>
             <w:pPr>
@@ -1961,8 +1869,7 @@
         </w:tc>
         <w:tc>
           <w:tcPr>
-            <w:tcW w:w="3372" w:type="dxa"/>
-            <w:tcMar/>
+            <w:tcW w:w="3395" w:type="dxa"/>
           </w:tcPr>
           <w:p>
             <w:pPr>
@@ -1982,8 +1889,7 @@
         </w:tc>
         <w:tc>
           <w:tcPr>
-            <w:tcW w:w="3012" w:type="dxa"/>
-            <w:tcMar/>
+            <w:tcW w:w="3033" w:type="dxa"/>
           </w:tcPr>
           <w:p>
             <w:r>
@@ -1994,12 +1900,11 @@
       </w:tr>
       <w:tr>
         <w:trPr>
-          <w:trHeight w:val="966"/>
+          <w:trHeight w:val="874"/>
         </w:trPr>
         <w:tc>
           <w:tcPr>
-            <w:tcW w:w="2500" w:type="dxa"/>
-            <w:tcMar/>
+            <w:tcW w:w="2517" w:type="dxa"/>
           </w:tcPr>
           <w:p>
             <w:pPr>
@@ -2019,8 +1924,7 @@
         </w:tc>
         <w:tc>
           <w:tcPr>
-            <w:tcW w:w="2845" w:type="dxa"/>
-            <w:tcMar/>
+            <w:tcW w:w="2865" w:type="dxa"/>
           </w:tcPr>
           <w:p/>
           <w:p/>
@@ -2028,34 +1932,30 @@
         </w:tc>
         <w:tc>
           <w:tcPr>
-            <w:tcW w:w="2816" w:type="dxa"/>
-            <w:tcMar/>
+            <w:tcW w:w="2835" w:type="dxa"/>
           </w:tcPr>
           <w:p/>
         </w:tc>
         <w:tc>
           <w:tcPr>
-            <w:tcW w:w="3372" w:type="dxa"/>
-            <w:tcMar/>
+            <w:tcW w:w="3395" w:type="dxa"/>
           </w:tcPr>
           <w:p/>
         </w:tc>
         <w:tc>
           <w:tcPr>
-            <w:tcW w:w="3012" w:type="dxa"/>
-            <w:tcMar/>
+            <w:tcW w:w="3033" w:type="dxa"/>
           </w:tcPr>
           <w:p/>
         </w:tc>
       </w:tr>
       <w:tr>
         <w:trPr>
-          <w:trHeight w:val="966"/>
+          <w:trHeight w:val="874"/>
         </w:trPr>
         <w:tc>
           <w:tcPr>
-            <w:tcW w:w="2500" w:type="dxa"/>
-            <w:tcMar/>
+            <w:tcW w:w="2517" w:type="dxa"/>
           </w:tcPr>
           <w:p>
             <w:pPr>
@@ -2064,6 +1964,7 @@
                 <w:bCs/>
               </w:rPr>
             </w:pPr>
+            <w:proofErr w:type="spellStart"/>
             <w:r>
               <w:rPr>
                 <w:b/>
@@ -2071,12 +1972,12 @@
               </w:rPr>
               <w:t>Currency</w:t>
             </w:r>
+            <w:proofErr w:type="spellEnd"/>
           </w:p>
         </w:tc>
         <w:tc>
           <w:tcPr>
-            <w:tcW w:w="2845" w:type="dxa"/>
-            <w:tcMar/>
+            <w:tcW w:w="2865" w:type="dxa"/>
           </w:tcPr>
           <w:p/>
           <w:p/>
@@ -2084,34 +1985,30 @@
         </w:tc>
         <w:tc>
           <w:tcPr>
-            <w:tcW w:w="2816" w:type="dxa"/>
-            <w:tcMar/>
+            <w:tcW w:w="2835" w:type="dxa"/>
           </w:tcPr>
           <w:p/>
         </w:tc>
         <w:tc>
           <w:tcPr>
-            <w:tcW w:w="3372" w:type="dxa"/>
-            <w:tcMar/>
+            <w:tcW w:w="3395" w:type="dxa"/>
           </w:tcPr>
           <w:p/>
         </w:tc>
         <w:tc>
           <w:tcPr>
-            <w:tcW w:w="3012" w:type="dxa"/>
-            <w:tcMar/>
+            <w:tcW w:w="3033" w:type="dxa"/>
           </w:tcPr>
           <w:p/>
         </w:tc>
       </w:tr>
       <w:tr>
         <w:trPr>
-          <w:trHeight w:val="966"/>
+          <w:trHeight w:val="874"/>
         </w:trPr>
         <w:tc>
           <w:tcPr>
-            <w:tcW w:w="2500" w:type="dxa"/>
-            <w:tcMar/>
+            <w:tcW w:w="2517" w:type="dxa"/>
           </w:tcPr>
           <w:p>
             <w:pPr>
@@ -2120,6 +2017,7 @@
                 <w:bCs/>
               </w:rPr>
             </w:pPr>
+            <w:proofErr w:type="spellStart"/>
             <w:r>
               <w:rPr>
                 <w:b/>
@@ -2127,12 +2025,12 @@
               </w:rPr>
               <w:t>Relevance</w:t>
             </w:r>
+            <w:proofErr w:type="spellEnd"/>
           </w:p>
         </w:tc>
         <w:tc>
           <w:tcPr>
-            <w:tcW w:w="2845" w:type="dxa"/>
-            <w:tcMar/>
+            <w:tcW w:w="2865" w:type="dxa"/>
           </w:tcPr>
           <w:p/>
           <w:p/>
@@ -2140,34 +2038,30 @@
         </w:tc>
         <w:tc>
           <w:tcPr>
-            <w:tcW w:w="2816" w:type="dxa"/>
-            <w:tcMar/>
+            <w:tcW w:w="2835" w:type="dxa"/>
           </w:tcPr>
           <w:p/>
         </w:tc>
         <w:tc>
           <w:tcPr>
-            <w:tcW w:w="3372" w:type="dxa"/>
-            <w:tcMar/>
+            <w:tcW w:w="3395" w:type="dxa"/>
           </w:tcPr>
           <w:p/>
         </w:tc>
         <w:tc>
           <w:tcPr>
-            <w:tcW w:w="3012" w:type="dxa"/>
-            <w:tcMar/>
+            <w:tcW w:w="3033" w:type="dxa"/>
           </w:tcPr>
           <w:p/>
         </w:tc>
       </w:tr>
       <w:tr>
         <w:trPr>
-          <w:trHeight w:val="966"/>
+          <w:trHeight w:val="874"/>
         </w:trPr>
         <w:tc>
           <w:tcPr>
-            <w:tcW w:w="2500" w:type="dxa"/>
-            <w:tcMar/>
+            <w:tcW w:w="2517" w:type="dxa"/>
           </w:tcPr>
           <w:p>
             <w:pPr>
@@ -2176,6 +2070,7 @@
                 <w:bCs/>
               </w:rPr>
             </w:pPr>
+            <w:proofErr w:type="spellStart"/>
             <w:r>
               <w:rPr>
                 <w:b/>
@@ -2183,12 +2078,12 @@
               </w:rPr>
               <w:t>Authority</w:t>
             </w:r>
+            <w:proofErr w:type="spellEnd"/>
           </w:p>
         </w:tc>
         <w:tc>
           <w:tcPr>
-            <w:tcW w:w="2845" w:type="dxa"/>
-            <w:tcMar/>
+            <w:tcW w:w="2865" w:type="dxa"/>
           </w:tcPr>
           <w:p/>
           <w:p/>
@@ -2196,34 +2091,30 @@
         </w:tc>
         <w:tc>
           <w:tcPr>
-            <w:tcW w:w="2816" w:type="dxa"/>
-            <w:tcMar/>
+            <w:tcW w:w="2835" w:type="dxa"/>
           </w:tcPr>
           <w:p/>
         </w:tc>
         <w:tc>
           <w:tcPr>
-            <w:tcW w:w="3372" w:type="dxa"/>
-            <w:tcMar/>
+            <w:tcW w:w="3395" w:type="dxa"/>
           </w:tcPr>
           <w:p/>
         </w:tc>
         <w:tc>
           <w:tcPr>
-            <w:tcW w:w="3012" w:type="dxa"/>
-            <w:tcMar/>
+            <w:tcW w:w="3033" w:type="dxa"/>
           </w:tcPr>
           <w:p/>
         </w:tc>
       </w:tr>
       <w:tr>
         <w:trPr>
-          <w:trHeight w:val="966"/>
+          <w:trHeight w:val="874"/>
         </w:trPr>
         <w:tc>
           <w:tcPr>
-            <w:tcW w:w="2500" w:type="dxa"/>
-            <w:tcMar/>
+            <w:tcW w:w="2517" w:type="dxa"/>
           </w:tcPr>
           <w:p>
             <w:pPr>
@@ -2232,6 +2123,7 @@
                 <w:bCs/>
               </w:rPr>
             </w:pPr>
+            <w:proofErr w:type="spellStart"/>
             <w:r>
               <w:rPr>
                 <w:b/>
@@ -2239,12 +2131,12 @@
               </w:rPr>
               <w:t>Accuracy</w:t>
             </w:r>
+            <w:proofErr w:type="spellEnd"/>
           </w:p>
         </w:tc>
         <w:tc>
           <w:tcPr>
-            <w:tcW w:w="2845" w:type="dxa"/>
-            <w:tcMar/>
+            <w:tcW w:w="2865" w:type="dxa"/>
           </w:tcPr>
           <w:p/>
           <w:p/>
@@ -2252,34 +2144,30 @@
         </w:tc>
         <w:tc>
           <w:tcPr>
-            <w:tcW w:w="2816" w:type="dxa"/>
-            <w:tcMar/>
+            <w:tcW w:w="2835" w:type="dxa"/>
           </w:tcPr>
           <w:p/>
         </w:tc>
         <w:tc>
           <w:tcPr>
-            <w:tcW w:w="3372" w:type="dxa"/>
-            <w:tcMar/>
+            <w:tcW w:w="3395" w:type="dxa"/>
           </w:tcPr>
           <w:p/>
         </w:tc>
         <w:tc>
           <w:tcPr>
-            <w:tcW w:w="3012" w:type="dxa"/>
-            <w:tcMar/>
+            <w:tcW w:w="3033" w:type="dxa"/>
           </w:tcPr>
           <w:p/>
         </w:tc>
       </w:tr>
       <w:tr>
         <w:trPr>
-          <w:trHeight w:val="966"/>
+          <w:trHeight w:val="874"/>
         </w:trPr>
         <w:tc>
           <w:tcPr>
-            <w:tcW w:w="2500" w:type="dxa"/>
-            <w:tcMar/>
+            <w:tcW w:w="2517" w:type="dxa"/>
           </w:tcPr>
           <w:p>
             <w:pPr>
@@ -2288,6 +2176,7 @@
                 <w:bCs/>
               </w:rPr>
             </w:pPr>
+            <w:proofErr w:type="spellStart"/>
             <w:r>
               <w:rPr>
                 <w:b/>
@@ -2295,12 +2184,12 @@
               </w:rPr>
               <w:t>Purpose</w:t>
             </w:r>
+            <w:proofErr w:type="spellEnd"/>
           </w:p>
         </w:tc>
         <w:tc>
           <w:tcPr>
-            <w:tcW w:w="2845" w:type="dxa"/>
-            <w:tcMar/>
+            <w:tcW w:w="2865" w:type="dxa"/>
           </w:tcPr>
           <w:p/>
           <w:p/>
@@ -2308,34 +2197,30 @@
         </w:tc>
         <w:tc>
           <w:tcPr>
-            <w:tcW w:w="2816" w:type="dxa"/>
-            <w:tcMar/>
+            <w:tcW w:w="2835" w:type="dxa"/>
           </w:tcPr>
           <w:p/>
         </w:tc>
         <w:tc>
           <w:tcPr>
-            <w:tcW w:w="3372" w:type="dxa"/>
-            <w:tcMar/>
+            <w:tcW w:w="3395" w:type="dxa"/>
           </w:tcPr>
           <w:p/>
         </w:tc>
         <w:tc>
           <w:tcPr>
-            <w:tcW w:w="3012" w:type="dxa"/>
-            <w:tcMar/>
+            <w:tcW w:w="3033" w:type="dxa"/>
           </w:tcPr>
           <w:p/>
         </w:tc>
       </w:tr>
       <w:tr>
         <w:trPr>
-          <w:trHeight w:val="966"/>
+          <w:trHeight w:val="874"/>
         </w:trPr>
         <w:tc>
           <w:tcPr>
-            <w:tcW w:w="2500" w:type="dxa"/>
-            <w:tcMar/>
+            <w:tcW w:w="2517" w:type="dxa"/>
           </w:tcPr>
           <w:p>
             <w:pPr>
@@ -2344,6 +2229,7 @@
                 <w:bCs/>
               </w:rPr>
             </w:pPr>
+            <w:proofErr w:type="spellStart"/>
             <w:r>
               <w:rPr>
                 <w:b/>
@@ -2351,12 +2237,12 @@
               </w:rPr>
               <w:t>Conclusion</w:t>
             </w:r>
+            <w:proofErr w:type="spellEnd"/>
           </w:p>
         </w:tc>
         <w:tc>
           <w:tcPr>
-            <w:tcW w:w="2845" w:type="dxa"/>
-            <w:tcMar/>
+            <w:tcW w:w="2865" w:type="dxa"/>
           </w:tcPr>
           <w:p/>
           <w:p/>
@@ -2364,22 +2250,19 @@
         </w:tc>
         <w:tc>
           <w:tcPr>
-            <w:tcW w:w="2816" w:type="dxa"/>
-            <w:tcMar/>
+            <w:tcW w:w="2835" w:type="dxa"/>
           </w:tcPr>
           <w:p/>
         </w:tc>
         <w:tc>
           <w:tcPr>
-            <w:tcW w:w="3372" w:type="dxa"/>
-            <w:tcMar/>
+            <w:tcW w:w="3395" w:type="dxa"/>
           </w:tcPr>
           <w:p/>
         </w:tc>
         <w:tc>
           <w:tcPr>
-            <w:tcW w:w="3012" w:type="dxa"/>
-            <w:tcMar/>
+            <w:tcW w:w="3033" w:type="dxa"/>
           </w:tcPr>
           <w:p/>
         </w:tc>
@@ -2402,21 +2285,13 @@
 </w:document>
 </file>
 
-<file path=word/commentsExtended.xml><?xml version="1.0" encoding="utf-8"?>
-<w15:commentsEx xmlns:mc="http://schemas.openxmlformats.org/markup-compatibility/2006" xmlns:w15="http://schemas.microsoft.com/office/word/2012/wordml" mc:Ignorable="w15"/>
-</file>
-
-<file path=word/commentsIds.xml><?xml version="1.0" encoding="utf-8"?>
-<w16cid:commentsIds xmlns:mc="http://schemas.openxmlformats.org/markup-compatibility/2006" xmlns:w16cid="http://schemas.microsoft.com/office/word/2016/wordml/cid" mc:Ignorable="w16cid"/>
-</file>
-
 <file path=word/numbering.xml><?xml version="1.0" encoding="utf-8"?>
-<w:numbering xmlns:wpc="http://schemas.microsoft.com/office/word/2010/wordprocessingCanvas" xmlns:cx="http://schemas.microsoft.com/office/drawing/2014/chartex" xmlns:cx1="http://schemas.microsoft.com/office/drawing/2015/9/8/chartex" xmlns:cx2="http://schemas.microsoft.com/office/drawing/2015/10/21/chartex" xmlns:cx3="http://schemas.microsoft.com/office/drawing/2016/5/9/chartex" xmlns:cx4="http://schemas.microsoft.com/office/drawing/2016/5/10/chartex" xmlns:cx5="http://schemas.microsoft.com/office/drawing/2016/5/11/chartex" xmlns:cx6="http://schemas.microsoft.com/office/drawing/2016/5/12/chartex" xmlns:cx7="http://schemas.microsoft.com/office/drawing/2016/5/13/chartex" xmlns:cx8="http://schemas.microsoft.com/office/drawing/2016/5/14/chartex" xmlns:mc="http://schemas.openxmlformats.org/markup-compatibility/2006" xmlns:aink="http://schemas.microsoft.com/office/drawing/2016/ink" xmlns:am3d="http://schemas.microsoft.com/office/drawing/2017/model3d" xmlns:o="urn:schemas-microsoft-com:office:office" xmlns:oel="http://schemas.microsoft.com/office/2019/extlst" xmlns:r="http://schemas.openxmlformats.org/officeDocument/2006/relationships" xmlns:m="http://schemas.openxmlformats.org/officeDocument/2006/math" xmlns:v="urn:schemas-microsoft-com:vml" xmlns:wp14="http://schemas.microsoft.com/office/word/2010/wordprocessingDrawing" xmlns:wp="http://schemas.openxmlformats.org/drawingml/2006/wordprocessingDrawing" xmlns:w10="urn:schemas-microsoft-com:office:word" xmlns:w="http://schemas.openxmlformats.org/wordprocessingml/2006/main" xmlns:w14="http://schemas.microsoft.com/office/word/2010/wordml" xmlns:w15="http://schemas.microsoft.com/office/word/2012/wordml" xmlns:w16cei="http://schemas.microsoft.com/office/word/2026/wordml/cei" xmlns:w16cex="http://schemas.microsoft.com/office/word/2018/wordml/cex" xmlns:w16cid="http://schemas.microsoft.com/office/word/2016/wordml/cid" xmlns:w16="http://schemas.microsoft.com/office/word/2018/wordml" xmlns:w16du="http://schemas.microsoft.com/office/word/2023/wordml/word16du" xmlns:w16sdtdh="http://schemas.microsoft.com/office/word/2020/wordml/sdtdatahash" xmlns:w16sdtfl="http://schemas.microsoft.com/office/word/2024/wordml/sdtformatlock" xmlns:w16se="http://schemas.microsoft.com/office/word/2015/wordml/symex" xmlns:wpg="http://schemas.microsoft.com/office/word/2010/wordprocessingGroup" xmlns:wpi="http://schemas.microsoft.com/office/word/2010/wordprocessingInk" xmlns:wne="http://schemas.microsoft.com/office/word/2006/wordml" xmlns:wps="http://schemas.microsoft.com/office/word/2010/wordprocessingShape" mc:Ignorable="w14 w15 w16se w16cid w16 w16cex w16sdtdh w16sdtfl w16du wp14">
+<w:numbering xmlns:wpc="http://schemas.microsoft.com/office/word/2010/wordprocessingCanvas" xmlns:cx="http://schemas.microsoft.com/office/drawing/2014/chartex" xmlns:cx1="http://schemas.microsoft.com/office/drawing/2015/9/8/chartex" xmlns:cx2="http://schemas.microsoft.com/office/drawing/2015/10/21/chartex" xmlns:cx3="http://schemas.microsoft.com/office/drawing/2016/5/9/chartex" xmlns:cx4="http://schemas.microsoft.com/office/drawing/2016/5/10/chartex" xmlns:cx5="http://schemas.microsoft.com/office/drawing/2016/5/11/chartex" xmlns:cx6="http://schemas.microsoft.com/office/drawing/2016/5/12/chartex" xmlns:cx7="http://schemas.microsoft.com/office/drawing/2016/5/13/chartex" xmlns:cx8="http://schemas.microsoft.com/office/drawing/2016/5/14/chartex" xmlns:mc="http://schemas.openxmlformats.org/markup-compatibility/2006" xmlns:aink="http://schemas.microsoft.com/office/drawing/2016/ink" xmlns:am3d="http://schemas.microsoft.com/office/drawing/2017/model3d" xmlns:o="urn:schemas-microsoft-com:office:office" xmlns:oel="http://schemas.microsoft.com/office/2019/extlst" xmlns:r="http://schemas.openxmlformats.org/officeDocument/2006/relationships" xmlns:m="http://schemas.openxmlformats.org/officeDocument/2006/math" xmlns:v="urn:schemas-microsoft-com:vml" xmlns:wp14="http://schemas.microsoft.com/office/word/2010/wordprocessingDrawing" xmlns:wp="http://schemas.openxmlformats.org/drawingml/2006/wordprocessingDrawing" xmlns:w10="urn:schemas-microsoft-com:office:word" xmlns:w="http://schemas.openxmlformats.org/wordprocessingml/2006/main" xmlns:w14="http://schemas.microsoft.com/office/word/2010/wordml" xmlns:w15="http://schemas.microsoft.com/office/word/2012/wordml" xmlns:w16cex="http://schemas.microsoft.com/office/word/2018/wordml/cex" xmlns:w16cid="http://schemas.microsoft.com/office/word/2016/wordml/cid" xmlns:w16="http://schemas.microsoft.com/office/word/2018/wordml" xmlns:w16du="http://schemas.microsoft.com/office/word/2023/wordml/word16du" xmlns:w16sdtdh="http://schemas.microsoft.com/office/word/2020/wordml/sdtdatahash" xmlns:w16sdtfl="http://schemas.microsoft.com/office/word/2024/wordml/sdtformatlock" xmlns:w16se="http://schemas.microsoft.com/office/word/2015/wordml/symex" xmlns:wpg="http://schemas.microsoft.com/office/word/2010/wordprocessingGroup" xmlns:wpi="http://schemas.microsoft.com/office/word/2010/wordprocessingInk" xmlns:wne="http://schemas.microsoft.com/office/word/2006/wordml" xmlns:wps="http://schemas.microsoft.com/office/word/2010/wordprocessingShape" mc:Ignorable="w14 w15 w16se w16cid w16 w16cex w16sdtdh w16sdtfl w16du wp14">
   <w:abstractNum w:abstractNumId="0" w15:restartNumberingAfterBreak="0">
     <w:nsid w:val="22FF39DB"/>
     <w:multiLevelType w:val="hybridMultilevel"/>
     <w:tmpl w:val="B92EA72C"/>
-    <w:lvl w:ilvl="0">
+    <w:lvl w:ilvl="0" w:tplc="FFFFFFFF">
       <w:start w:val="1"/>
       <w:numFmt w:val="bullet"/>
       <w:lvlText w:val=""/>
@@ -2425,7 +2300,7 @@
         <w:ind w:left="720" w:hanging="360"/>
       </w:pPr>
       <w:rPr>
-        <w:rFonts w:hint="default" w:ascii="Wingdings" w:hAnsi="Wingdings"/>
+        <w:rFonts w:ascii="Wingdings" w:hAnsi="Wingdings" w:hint="default"/>
       </w:rPr>
     </w:lvl>
     <w:lvl w:ilvl="1" w:tplc="04130003">
@@ -2437,7 +2312,7 @@
         <w:ind w:left="1440" w:hanging="360"/>
       </w:pPr>
       <w:rPr>
-        <w:rFonts w:hint="default" w:ascii="Courier New" w:hAnsi="Courier New" w:cs="Courier New"/>
+        <w:rFonts w:ascii="Courier New" w:hAnsi="Courier New" w:cs="Courier New" w:hint="default"/>
       </w:rPr>
     </w:lvl>
     <w:lvl w:ilvl="2" w:tplc="04130005">
@@ -2449,7 +2324,7 @@
         <w:ind w:left="2160" w:hanging="360"/>
       </w:pPr>
       <w:rPr>
-        <w:rFonts w:hint="default" w:ascii="Wingdings" w:hAnsi="Wingdings"/>
+        <w:rFonts w:ascii="Wingdings" w:hAnsi="Wingdings" w:hint="default"/>
       </w:rPr>
     </w:lvl>
     <w:lvl w:ilvl="3" w:tplc="04130001" w:tentative="1">
@@ -2461,7 +2336,7 @@
         <w:ind w:left="2880" w:hanging="360"/>
       </w:pPr>
       <w:rPr>
-        <w:rFonts w:hint="default" w:ascii="Symbol" w:hAnsi="Symbol"/>
+        <w:rFonts w:ascii="Symbol" w:hAnsi="Symbol" w:hint="default"/>
       </w:rPr>
     </w:lvl>
     <w:lvl w:ilvl="4" w:tplc="04130003" w:tentative="1">
@@ -2473,7 +2348,7 @@
         <w:ind w:left="3600" w:hanging="360"/>
       </w:pPr>
       <w:rPr>
-        <w:rFonts w:hint="default" w:ascii="Courier New" w:hAnsi="Courier New" w:cs="Courier New"/>
+        <w:rFonts w:ascii="Courier New" w:hAnsi="Courier New" w:cs="Courier New" w:hint="default"/>
       </w:rPr>
     </w:lvl>
     <w:lvl w:ilvl="5" w:tplc="04130005" w:tentative="1">
@@ -2485,7 +2360,7 @@
         <w:ind w:left="4320" w:hanging="360"/>
       </w:pPr>
       <w:rPr>
-        <w:rFonts w:hint="default" w:ascii="Wingdings" w:hAnsi="Wingdings"/>
+        <w:rFonts w:ascii="Wingdings" w:hAnsi="Wingdings" w:hint="default"/>
       </w:rPr>
     </w:lvl>
     <w:lvl w:ilvl="6" w:tplc="04130001" w:tentative="1">
@@ -2497,7 +2372,7 @@
         <w:ind w:left="5040" w:hanging="360"/>
       </w:pPr>
       <w:rPr>
-        <w:rFonts w:hint="default" w:ascii="Symbol" w:hAnsi="Symbol"/>
+        <w:rFonts w:ascii="Symbol" w:hAnsi="Symbol" w:hint="default"/>
       </w:rPr>
     </w:lvl>
     <w:lvl w:ilvl="7" w:tplc="04130003" w:tentative="1">
@@ -2509,7 +2384,7 @@
         <w:ind w:left="5760" w:hanging="360"/>
       </w:pPr>
       <w:rPr>
-        <w:rFonts w:hint="default" w:ascii="Courier New" w:hAnsi="Courier New" w:cs="Courier New"/>
+        <w:rFonts w:ascii="Courier New" w:hAnsi="Courier New" w:cs="Courier New" w:hint="default"/>
       </w:rPr>
     </w:lvl>
     <w:lvl w:ilvl="8" w:tplc="04130005" w:tentative="1">
@@ -2521,7 +2396,7 @@
         <w:ind w:left="6480" w:hanging="360"/>
       </w:pPr>
       <w:rPr>
-        <w:rFonts w:hint="default" w:ascii="Wingdings" w:hAnsi="Wingdings"/>
+        <w:rFonts w:ascii="Wingdings" w:hAnsi="Wingdings" w:hint="default"/>
       </w:rPr>
     </w:lvl>
   </w:abstractNum>
@@ -2541,7 +2416,7 @@
         <w:ind w:left="720" w:hanging="360"/>
       </w:pPr>
       <w:rPr>
-        <w:rFonts w:hint="default" w:ascii="Symbol" w:hAnsi="Symbol"/>
+        <w:rFonts w:ascii="Symbol" w:hAnsi="Symbol" w:hint="default"/>
         <w:sz w:val="20"/>
       </w:rPr>
     </w:lvl>
@@ -2557,7 +2432,7 @@
         <w:ind w:left="1440" w:hanging="360"/>
       </w:pPr>
       <w:rPr>
-        <w:rFonts w:hint="default" w:ascii="Courier New" w:hAnsi="Courier New"/>
+        <w:rFonts w:ascii="Courier New" w:hAnsi="Courier New" w:hint="default"/>
         <w:sz w:val="20"/>
       </w:rPr>
     </w:lvl>
@@ -2573,7 +2448,7 @@
         <w:ind w:left="2160" w:hanging="360"/>
       </w:pPr>
       <w:rPr>
-        <w:rFonts w:hint="default" w:ascii="Wingdings" w:hAnsi="Wingdings"/>
+        <w:rFonts w:ascii="Wingdings" w:hAnsi="Wingdings" w:hint="default"/>
         <w:sz w:val="20"/>
       </w:rPr>
     </w:lvl>
@@ -2589,7 +2464,7 @@
         <w:ind w:left="2880" w:hanging="360"/>
       </w:pPr>
       <w:rPr>
-        <w:rFonts w:hint="default" w:ascii="Wingdings" w:hAnsi="Wingdings"/>
+        <w:rFonts w:ascii="Wingdings" w:hAnsi="Wingdings" w:hint="default"/>
         <w:sz w:val="20"/>
       </w:rPr>
     </w:lvl>
@@ -2605,7 +2480,7 @@
         <w:ind w:left="3600" w:hanging="360"/>
       </w:pPr>
       <w:rPr>
-        <w:rFonts w:hint="default" w:ascii="Wingdings" w:hAnsi="Wingdings"/>
+        <w:rFonts w:ascii="Wingdings" w:hAnsi="Wingdings" w:hint="default"/>
         <w:sz w:val="20"/>
       </w:rPr>
     </w:lvl>
@@ -2621,7 +2496,7 @@
         <w:ind w:left="4320" w:hanging="360"/>
       </w:pPr>
       <w:rPr>
-        <w:rFonts w:hint="default" w:ascii="Wingdings" w:hAnsi="Wingdings"/>
+        <w:rFonts w:ascii="Wingdings" w:hAnsi="Wingdings" w:hint="default"/>
         <w:sz w:val="20"/>
       </w:rPr>
     </w:lvl>
@@ -2637,7 +2512,7 @@
         <w:ind w:left="5040" w:hanging="360"/>
       </w:pPr>
       <w:rPr>
-        <w:rFonts w:hint="default" w:ascii="Wingdings" w:hAnsi="Wingdings"/>
+        <w:rFonts w:ascii="Wingdings" w:hAnsi="Wingdings" w:hint="default"/>
         <w:sz w:val="20"/>
       </w:rPr>
     </w:lvl>
@@ -2653,7 +2528,7 @@
         <w:ind w:left="5760" w:hanging="360"/>
       </w:pPr>
       <w:rPr>
-        <w:rFonts w:hint="default" w:ascii="Wingdings" w:hAnsi="Wingdings"/>
+        <w:rFonts w:ascii="Wingdings" w:hAnsi="Wingdings" w:hint="default"/>
         <w:sz w:val="20"/>
       </w:rPr>
     </w:lvl>
@@ -2669,7 +2544,7 @@
         <w:ind w:left="6480" w:hanging="360"/>
       </w:pPr>
       <w:rPr>
-        <w:rFonts w:hint="default" w:ascii="Wingdings" w:hAnsi="Wingdings"/>
+        <w:rFonts w:ascii="Wingdings" w:hAnsi="Wingdings" w:hint="default"/>
         <w:sz w:val="20"/>
       </w:rPr>
     </w:lvl>
@@ -2690,7 +2565,7 @@
         <w:ind w:left="720" w:hanging="360"/>
       </w:pPr>
       <w:rPr>
-        <w:rFonts w:hint="default" w:ascii="Symbol" w:hAnsi="Symbol"/>
+        <w:rFonts w:ascii="Symbol" w:hAnsi="Symbol" w:hint="default"/>
         <w:sz w:val="20"/>
       </w:rPr>
     </w:lvl>
@@ -2706,7 +2581,7 @@
         <w:ind w:left="1440" w:hanging="360"/>
       </w:pPr>
       <w:rPr>
-        <w:rFonts w:hint="default" w:ascii="Courier New" w:hAnsi="Courier New"/>
+        <w:rFonts w:ascii="Courier New" w:hAnsi="Courier New" w:hint="default"/>
         <w:sz w:val="20"/>
       </w:rPr>
     </w:lvl>
@@ -2722,7 +2597,7 @@
         <w:ind w:left="2160" w:hanging="360"/>
       </w:pPr>
       <w:rPr>
-        <w:rFonts w:hint="default" w:ascii="Wingdings" w:hAnsi="Wingdings"/>
+        <w:rFonts w:ascii="Wingdings" w:hAnsi="Wingdings" w:hint="default"/>
         <w:sz w:val="20"/>
       </w:rPr>
     </w:lvl>
@@ -2738,7 +2613,7 @@
         <w:ind w:left="2880" w:hanging="360"/>
       </w:pPr>
       <w:rPr>
-        <w:rFonts w:hint="default" w:ascii="Wingdings" w:hAnsi="Wingdings"/>
+        <w:rFonts w:ascii="Wingdings" w:hAnsi="Wingdings" w:hint="default"/>
         <w:sz w:val="20"/>
       </w:rPr>
     </w:lvl>
@@ -2754,7 +2629,7 @@
         <w:ind w:left="3600" w:hanging="360"/>
       </w:pPr>
       <w:rPr>
-        <w:rFonts w:hint="default" w:ascii="Wingdings" w:hAnsi="Wingdings"/>
+        <w:rFonts w:ascii="Wingdings" w:hAnsi="Wingdings" w:hint="default"/>
         <w:sz w:val="20"/>
       </w:rPr>
     </w:lvl>
@@ -2770,7 +2645,7 @@
         <w:ind w:left="4320" w:hanging="360"/>
       </w:pPr>
       <w:rPr>
-        <w:rFonts w:hint="default" w:ascii="Wingdings" w:hAnsi="Wingdings"/>
+        <w:rFonts w:ascii="Wingdings" w:hAnsi="Wingdings" w:hint="default"/>
         <w:sz w:val="20"/>
       </w:rPr>
     </w:lvl>
@@ -2786,7 +2661,7 @@
         <w:ind w:left="5040" w:hanging="360"/>
       </w:pPr>
       <w:rPr>
-        <w:rFonts w:hint="default" w:ascii="Wingdings" w:hAnsi="Wingdings"/>
+        <w:rFonts w:ascii="Wingdings" w:hAnsi="Wingdings" w:hint="default"/>
         <w:sz w:val="20"/>
       </w:rPr>
     </w:lvl>
@@ -2802,7 +2677,7 @@
         <w:ind w:left="5760" w:hanging="360"/>
       </w:pPr>
       <w:rPr>
-        <w:rFonts w:hint="default" w:ascii="Wingdings" w:hAnsi="Wingdings"/>
+        <w:rFonts w:ascii="Wingdings" w:hAnsi="Wingdings" w:hint="default"/>
         <w:sz w:val="20"/>
       </w:rPr>
     </w:lvl>
@@ -2818,7 +2693,7 @@
         <w:ind w:left="6480" w:hanging="360"/>
       </w:pPr>
       <w:rPr>
-        <w:rFonts w:hint="default" w:ascii="Wingdings" w:hAnsi="Wingdings"/>
+        <w:rFonts w:ascii="Wingdings" w:hAnsi="Wingdings" w:hint="default"/>
         <w:sz w:val="20"/>
       </w:rPr>
     </w:lvl>
@@ -2835,16 +2710,12 @@
 </w:numbering>
 </file>
 
-<file path=word/people.xml><?xml version="1.0" encoding="utf-8"?>
-<w15:people xmlns:mc="http://schemas.openxmlformats.org/markup-compatibility/2006" xmlns:w15="http://schemas.microsoft.com/office/word/2012/wordml" mc:Ignorable="w15"/>
-</file>
-
 <file path=word/styles.xml><?xml version="1.0" encoding="utf-8"?>
-<w:styles xmlns:wp14="http://schemas.microsoft.com/office/word/2010/wordprocessingDrawing" xmlns:mc="http://schemas.openxmlformats.org/markup-compatibility/2006" xmlns:r="http://schemas.openxmlformats.org/officeDocument/2006/relationships" xmlns:w="http://schemas.openxmlformats.org/wordprocessingml/2006/main" xmlns:w14="http://schemas.microsoft.com/office/word/2010/wordml" xmlns:w15="http://schemas.microsoft.com/office/word/2012/wordml" xmlns:w16cex="http://schemas.microsoft.com/office/word/2018/wordml/cex" xmlns:w16cid="http://schemas.microsoft.com/office/word/2016/wordml/cid" xmlns:w16="http://schemas.microsoft.com/office/word/2018/wordml" xmlns:w16du="http://schemas.microsoft.com/office/word/2023/wordml/word16du" xmlns:w16sdtdh="http://schemas.microsoft.com/office/word/2020/wordml/sdtdatahash" xmlns:w16sdtfl="http://schemas.microsoft.com/office/word/2024/wordml/sdtformatlock" xmlns:w16se="http://schemas.microsoft.com/office/word/2015/wordml/symex" mc:Ignorable="w14 w15 w16se w16cid w16 w16cex w16sdtdh w16sdtfl w16du wp14">
+<w:styles xmlns:mc="http://schemas.openxmlformats.org/markup-compatibility/2006" xmlns:r="http://schemas.openxmlformats.org/officeDocument/2006/relationships" xmlns:w="http://schemas.openxmlformats.org/wordprocessingml/2006/main" xmlns:w14="http://schemas.microsoft.com/office/word/2010/wordml" xmlns:w15="http://schemas.microsoft.com/office/word/2012/wordml" xmlns:w16cex="http://schemas.microsoft.com/office/word/2018/wordml/cex" xmlns:w16cid="http://schemas.microsoft.com/office/word/2016/wordml/cid" xmlns:w16="http://schemas.microsoft.com/office/word/2018/wordml" xmlns:w16du="http://schemas.microsoft.com/office/word/2023/wordml/word16du" xmlns:w16sdtdh="http://schemas.microsoft.com/office/word/2020/wordml/sdtdatahash" xmlns:w16sdtfl="http://schemas.microsoft.com/office/word/2024/wordml/sdtformatlock" xmlns:w16se="http://schemas.microsoft.com/office/word/2015/wordml/symex" mc:Ignorable="w14 w15 w16se w16cid w16 w16cex w16sdtdh w16sdtfl w16du">
   <w:docDefaults>
     <w:rPrDefault>
       <w:rPr>
-        <w:rFonts w:asciiTheme="minorHAnsi" w:hAnsiTheme="minorHAnsi" w:eastAsiaTheme="minorHAnsi" w:cstheme="minorBidi"/>
+        <w:rFonts w:asciiTheme="minorHAnsi" w:eastAsiaTheme="minorHAnsi" w:hAnsiTheme="minorHAnsi" w:cstheme="minorBidi"/>
         <w:kern w:val="2"/>
         <w:sz w:val="24"/>
         <w:szCs w:val="24"/>
@@ -2861,14 +2732,14 @@
   <w:latentStyles w:defLockedState="0" w:defUIPriority="99" w:defSemiHidden="0" w:defUnhideWhenUsed="0" w:defQFormat="0" w:count="376">
     <w:lsdException w:name="Normal" w:uiPriority="0" w:qFormat="1"/>
     <w:lsdException w:name="heading 1" w:uiPriority="9" w:qFormat="1"/>
-    <w:lsdException w:name="heading 2" w:uiPriority="9" w:semiHidden="1" w:unhideWhenUsed="1" w:qFormat="1"/>
-    <w:lsdException w:name="heading 3" w:uiPriority="9" w:semiHidden="1" w:unhideWhenUsed="1" w:qFormat="1"/>
-    <w:lsdException w:name="heading 4" w:uiPriority="9" w:semiHidden="1" w:unhideWhenUsed="1" w:qFormat="1"/>
-    <w:lsdException w:name="heading 5" w:uiPriority="9" w:semiHidden="1" w:unhideWhenUsed="1" w:qFormat="1"/>
-    <w:lsdException w:name="heading 6" w:uiPriority="9" w:semiHidden="1" w:unhideWhenUsed="1" w:qFormat="1"/>
-    <w:lsdException w:name="heading 7" w:uiPriority="9" w:semiHidden="1" w:unhideWhenUsed="1" w:qFormat="1"/>
-    <w:lsdException w:name="heading 8" w:uiPriority="9" w:semiHidden="1" w:unhideWhenUsed="1" w:qFormat="1"/>
-    <w:lsdException w:name="heading 9" w:uiPriority="9" w:semiHidden="1" w:unhideWhenUsed="1" w:qFormat="1"/>
+    <w:lsdException w:name="heading 2" w:semiHidden="1" w:uiPriority="9" w:unhideWhenUsed="1" w:qFormat="1"/>
+    <w:lsdException w:name="heading 3" w:semiHidden="1" w:uiPriority="9" w:unhideWhenUsed="1" w:qFormat="1"/>
+    <w:lsdException w:name="heading 4" w:semiHidden="1" w:uiPriority="9" w:unhideWhenUsed="1" w:qFormat="1"/>
+    <w:lsdException w:name="heading 5" w:semiHidden="1" w:uiPriority="9" w:unhideWhenUsed="1" w:qFormat="1"/>
+    <w:lsdException w:name="heading 6" w:semiHidden="1" w:uiPriority="9" w:unhideWhenUsed="1" w:qFormat="1"/>
+    <w:lsdException w:name="heading 7" w:semiHidden="1" w:uiPriority="9" w:unhideWhenUsed="1" w:qFormat="1"/>
+    <w:lsdException w:name="heading 8" w:semiHidden="1" w:uiPriority="9" w:unhideWhenUsed="1" w:qFormat="1"/>
+    <w:lsdException w:name="heading 9" w:semiHidden="1" w:uiPriority="9" w:unhideWhenUsed="1" w:qFormat="1"/>
     <w:lsdException w:name="index 1" w:semiHidden="1" w:unhideWhenUsed="1"/>
     <w:lsdException w:name="index 2" w:semiHidden="1" w:unhideWhenUsed="1"/>
     <w:lsdException w:name="index 3" w:semiHidden="1" w:unhideWhenUsed="1"/>
@@ -2878,22 +2749,22 @@
     <w:lsdException w:name="index 7" w:semiHidden="1" w:unhideWhenUsed="1"/>
     <w:lsdException w:name="index 8" w:semiHidden="1" w:unhideWhenUsed="1"/>
     <w:lsdException w:name="index 9" w:semiHidden="1" w:unhideWhenUsed="1"/>
-    <w:lsdException w:name="toc 1" w:uiPriority="39" w:semiHidden="1" w:unhideWhenUsed="1"/>
-    <w:lsdException w:name="toc 2" w:uiPriority="39" w:semiHidden="1" w:unhideWhenUsed="1"/>
-    <w:lsdException w:name="toc 3" w:uiPriority="39" w:semiHidden="1" w:unhideWhenUsed="1"/>
-    <w:lsdException w:name="toc 4" w:uiPriority="39" w:semiHidden="1" w:unhideWhenUsed="1"/>
-    <w:lsdException w:name="toc 5" w:uiPriority="39" w:semiHidden="1" w:unhideWhenUsed="1"/>
-    <w:lsdException w:name="toc 6" w:uiPriority="39" w:semiHidden="1" w:unhideWhenUsed="1"/>
-    <w:lsdException w:name="toc 7" w:uiPriority="39" w:semiHidden="1" w:unhideWhenUsed="1"/>
-    <w:lsdException w:name="toc 8" w:uiPriority="39" w:semiHidden="1" w:unhideWhenUsed="1"/>
-    <w:lsdException w:name="toc 9" w:uiPriority="39" w:semiHidden="1" w:unhideWhenUsed="1"/>
+    <w:lsdException w:name="toc 1" w:semiHidden="1" w:uiPriority="39" w:unhideWhenUsed="1"/>
+    <w:lsdException w:name="toc 2" w:semiHidden="1" w:uiPriority="39" w:unhideWhenUsed="1"/>
+    <w:lsdException w:name="toc 3" w:semiHidden="1" w:uiPriority="39" w:unhideWhenUsed="1"/>
+    <w:lsdException w:name="toc 4" w:semiHidden="1" w:uiPriority="39" w:unhideWhenUsed="1"/>
+    <w:lsdException w:name="toc 5" w:semiHidden="1" w:uiPriority="39" w:unhideWhenUsed="1"/>
+    <w:lsdException w:name="toc 6" w:semiHidden="1" w:uiPriority="39" w:unhideWhenUsed="1"/>
+    <w:lsdException w:name="toc 7" w:semiHidden="1" w:uiPriority="39" w:unhideWhenUsed="1"/>
+    <w:lsdException w:name="toc 8" w:semiHidden="1" w:uiPriority="39" w:unhideWhenUsed="1"/>
+    <w:lsdException w:name="toc 9" w:semiHidden="1" w:uiPriority="39" w:unhideWhenUsed="1"/>
     <w:lsdException w:name="Normal Indent" w:semiHidden="1" w:unhideWhenUsed="1"/>
     <w:lsdException w:name="footnote text" w:semiHidden="1" w:unhideWhenUsed="1"/>
     <w:lsdException w:name="annotation text" w:semiHidden="1" w:unhideWhenUsed="1"/>
     <w:lsdException w:name="header" w:semiHidden="1" w:unhideWhenUsed="1"/>
     <w:lsdException w:name="footer" w:semiHidden="1" w:unhideWhenUsed="1"/>
     <w:lsdException w:name="index heading" w:semiHidden="1" w:unhideWhenUsed="1"/>
-    <w:lsdException w:name="caption" w:uiPriority="35" w:semiHidden="1" w:unhideWhenUsed="1" w:qFormat="1"/>
+    <w:lsdException w:name="caption" w:semiHidden="1" w:uiPriority="35" w:unhideWhenUsed="1" w:qFormat="1"/>
     <w:lsdException w:name="table of figures" w:semiHidden="1" w:unhideWhenUsed="1"/>
     <w:lsdException w:name="envelope address" w:semiHidden="1" w:unhideWhenUsed="1"/>
     <w:lsdException w:name="envelope return" w:semiHidden="1" w:unhideWhenUsed="1"/>
@@ -2924,7 +2795,7 @@
     <w:lsdException w:name="Title" w:uiPriority="10" w:qFormat="1"/>
     <w:lsdException w:name="Closing" w:semiHidden="1" w:unhideWhenUsed="1"/>
     <w:lsdException w:name="Signature" w:semiHidden="1" w:unhideWhenUsed="1"/>
-    <w:lsdException w:name="Default Paragraph Font" w:uiPriority="1" w:semiHidden="1" w:unhideWhenUsed="1"/>
+    <w:lsdException w:name="Default Paragraph Font" w:semiHidden="1" w:uiPriority="1" w:unhideWhenUsed="1"/>
     <w:lsdException w:name="Body Text" w:semiHidden="1" w:unhideWhenUsed="1"/>
     <w:lsdException w:name="Body Text Indent" w:semiHidden="1" w:unhideWhenUsed="1"/>
     <w:lsdException w:name="List Continue" w:semiHidden="1" w:unhideWhenUsed="1"/>
@@ -3124,8 +2995,8 @@
     <w:lsdException w:name="Subtle Reference" w:uiPriority="31" w:qFormat="1"/>
     <w:lsdException w:name="Intense Reference" w:uiPriority="32" w:qFormat="1"/>
     <w:lsdException w:name="Book Title" w:uiPriority="33" w:qFormat="1"/>
-    <w:lsdException w:name="Bibliography" w:uiPriority="37" w:semiHidden="1" w:unhideWhenUsed="1"/>
-    <w:lsdException w:name="TOC Heading" w:uiPriority="39" w:semiHidden="1" w:unhideWhenUsed="1" w:qFormat="1"/>
+    <w:lsdException w:name="Bibliography" w:semiHidden="1" w:uiPriority="37" w:unhideWhenUsed="1"/>
+    <w:lsdException w:name="TOC Heading" w:semiHidden="1" w:uiPriority="39" w:unhideWhenUsed="1" w:qFormat="1"/>
     <w:lsdException w:name="Plain Table 1" w:uiPriority="41"/>
     <w:lsdException w:name="Plain Table 2" w:uiPriority="42"/>
     <w:lsdException w:name="Plain Table 3" w:uiPriority="43"/>
@@ -3236,7 +3107,7 @@
     <w:lsdException w:name="Unresolved Mention" w:semiHidden="1" w:unhideWhenUsed="1"/>
     <w:lsdException w:name="Smart Link" w:semiHidden="1" w:unhideWhenUsed="1"/>
   </w:latentStyles>
-  <w:style w:type="paragraph" w:styleId="Normal" w:default="1">
+  <w:style w:type="paragraph" w:default="1" w:styleId="Normal">
     <w:name w:val="Normal"/>
     <w:qFormat/>
   </w:style>
@@ -3255,7 +3126,7 @@
       <w:outlineLvl w:val="0"/>
     </w:pPr>
     <w:rPr>
-      <w:rFonts w:asciiTheme="majorHAnsi" w:hAnsiTheme="majorHAnsi" w:eastAsiaTheme="majorEastAsia" w:cstheme="majorBidi"/>
+      <w:rFonts w:asciiTheme="majorHAnsi" w:eastAsiaTheme="majorEastAsia" w:hAnsiTheme="majorHAnsi" w:cstheme="majorBidi"/>
       <w:color w:val="0F4761" w:themeColor="accent1" w:themeShade="BF"/>
       <w:sz w:val="40"/>
       <w:szCs w:val="40"/>
@@ -3277,7 +3148,7 @@
       <w:outlineLvl w:val="1"/>
     </w:pPr>
     <w:rPr>
-      <w:rFonts w:asciiTheme="majorHAnsi" w:hAnsiTheme="majorHAnsi" w:eastAsiaTheme="majorEastAsia" w:cstheme="majorBidi"/>
+      <w:rFonts w:asciiTheme="majorHAnsi" w:eastAsiaTheme="majorEastAsia" w:hAnsiTheme="majorHAnsi" w:cstheme="majorBidi"/>
       <w:color w:val="0F4761" w:themeColor="accent1" w:themeShade="BF"/>
       <w:sz w:val="32"/>
       <w:szCs w:val="32"/>
@@ -3437,13 +3308,13 @@
       <w:color w:val="272727" w:themeColor="text1" w:themeTint="D8"/>
     </w:rPr>
   </w:style>
-  <w:style w:type="character" w:styleId="DefaultParagraphFont" w:default="1">
+  <w:style w:type="character" w:default="1" w:styleId="DefaultParagraphFont">
     <w:name w:val="Default Paragraph Font"/>
     <w:uiPriority w:val="1"/>
     <w:semiHidden/>
     <w:unhideWhenUsed/>
   </w:style>
-  <w:style w:type="table" w:styleId="TableNormal" w:default="1">
+  <w:style w:type="table" w:default="1" w:styleId="TableNormal">
     <w:name w:val="Normal Table"/>
     <w:uiPriority w:val="99"/>
     <w:semiHidden/>
@@ -3458,39 +3329,39 @@
       </w:tblCellMar>
     </w:tblPr>
   </w:style>
-  <w:style w:type="numbering" w:styleId="NoList" w:default="1">
+  <w:style w:type="numbering" w:default="1" w:styleId="NoList">
     <w:name w:val="No List"/>
     <w:uiPriority w:val="99"/>
     <w:semiHidden/>
     <w:unhideWhenUsed/>
   </w:style>
-  <w:style w:type="character" w:styleId="Heading1Char" w:customStyle="1">
+  <w:style w:type="character" w:customStyle="1" w:styleId="Heading1Char">
     <w:name w:val="Heading 1 Char"/>
     <w:basedOn w:val="DefaultParagraphFont"/>
     <w:link w:val="Heading1"/>
     <w:uiPriority w:val="9"/>
     <w:rsid w:val="00EA69C0"/>
     <w:rPr>
-      <w:rFonts w:asciiTheme="majorHAnsi" w:hAnsiTheme="majorHAnsi" w:eastAsiaTheme="majorEastAsia" w:cstheme="majorBidi"/>
+      <w:rFonts w:asciiTheme="majorHAnsi" w:eastAsiaTheme="majorEastAsia" w:hAnsiTheme="majorHAnsi" w:cstheme="majorBidi"/>
       <w:color w:val="0F4761" w:themeColor="accent1" w:themeShade="BF"/>
       <w:sz w:val="40"/>
       <w:szCs w:val="40"/>
     </w:rPr>
   </w:style>
-  <w:style w:type="character" w:styleId="Heading2Char" w:customStyle="1">
+  <w:style w:type="character" w:customStyle="1" w:styleId="Heading2Char">
     <w:name w:val="Heading 2 Char"/>
     <w:basedOn w:val="DefaultParagraphFont"/>
     <w:link w:val="Heading2"/>
     <w:uiPriority w:val="9"/>
     <w:rsid w:val="00EA69C0"/>
     <w:rPr>
-      <w:rFonts w:asciiTheme="majorHAnsi" w:hAnsiTheme="majorHAnsi" w:eastAsiaTheme="majorEastAsia" w:cstheme="majorBidi"/>
+      <w:rFonts w:asciiTheme="majorHAnsi" w:eastAsiaTheme="majorEastAsia" w:hAnsiTheme="majorHAnsi" w:cstheme="majorBidi"/>
       <w:color w:val="0F4761" w:themeColor="accent1" w:themeShade="BF"/>
       <w:sz w:val="32"/>
       <w:szCs w:val="32"/>
     </w:rPr>
   </w:style>
-  <w:style w:type="character" w:styleId="Heading3Char" w:customStyle="1">
+  <w:style w:type="character" w:customStyle="1" w:styleId="Heading3Char">
     <w:name w:val="Heading 3 Char"/>
     <w:basedOn w:val="DefaultParagraphFont"/>
     <w:link w:val="Heading3"/>
@@ -3503,7 +3374,7 @@
       <w:szCs w:val="28"/>
     </w:rPr>
   </w:style>
-  <w:style w:type="character" w:styleId="Heading4Char" w:customStyle="1">
+  <w:style w:type="character" w:customStyle="1" w:styleId="Heading4Char">
     <w:name w:val="Heading 4 Char"/>
     <w:basedOn w:val="DefaultParagraphFont"/>
     <w:link w:val="Heading4"/>
@@ -3517,7 +3388,7 @@
       <w:color w:val="0F4761" w:themeColor="accent1" w:themeShade="BF"/>
     </w:rPr>
   </w:style>
-  <w:style w:type="character" w:styleId="Heading5Char" w:customStyle="1">
+  <w:style w:type="character" w:customStyle="1" w:styleId="Heading5Char">
     <w:name w:val="Heading 5 Char"/>
     <w:basedOn w:val="DefaultParagraphFont"/>
     <w:link w:val="Heading5"/>
@@ -3529,7 +3400,7 @@
       <w:color w:val="0F4761" w:themeColor="accent1" w:themeShade="BF"/>
     </w:rPr>
   </w:style>
-  <w:style w:type="character" w:styleId="Heading6Char" w:customStyle="1">
+  <w:style w:type="character" w:customStyle="1" w:styleId="Heading6Char">
     <w:name w:val="Heading 6 Char"/>
     <w:basedOn w:val="DefaultParagraphFont"/>
     <w:link w:val="Heading6"/>
@@ -3543,7 +3414,7 @@
       <w:color w:val="595959" w:themeColor="text1" w:themeTint="A6"/>
     </w:rPr>
   </w:style>
-  <w:style w:type="character" w:styleId="Heading7Char" w:customStyle="1">
+  <w:style w:type="character" w:customStyle="1" w:styleId="Heading7Char">
     <w:name w:val="Heading 7 Char"/>
     <w:basedOn w:val="DefaultParagraphFont"/>
     <w:link w:val="Heading7"/>
@@ -3555,7 +3426,7 @@
       <w:color w:val="595959" w:themeColor="text1" w:themeTint="A6"/>
     </w:rPr>
   </w:style>
-  <w:style w:type="character" w:styleId="Heading8Char" w:customStyle="1">
+  <w:style w:type="character" w:customStyle="1" w:styleId="Heading8Char">
     <w:name w:val="Heading 8 Char"/>
     <w:basedOn w:val="DefaultParagraphFont"/>
     <w:link w:val="Heading8"/>
@@ -3569,7 +3440,7 @@
       <w:color w:val="272727" w:themeColor="text1" w:themeTint="D8"/>
     </w:rPr>
   </w:style>
-  <w:style w:type="character" w:styleId="Heading9Char" w:customStyle="1">
+  <w:style w:type="character" w:customStyle="1" w:styleId="Heading9Char">
     <w:name w:val="Heading 9 Char"/>
     <w:basedOn w:val="DefaultParagraphFont"/>
     <w:link w:val="Heading9"/>
@@ -3594,21 +3465,21 @@
       <w:contextualSpacing/>
     </w:pPr>
     <w:rPr>
-      <w:rFonts w:asciiTheme="majorHAnsi" w:hAnsiTheme="majorHAnsi" w:eastAsiaTheme="majorEastAsia" w:cstheme="majorBidi"/>
+      <w:rFonts w:asciiTheme="majorHAnsi" w:eastAsiaTheme="majorEastAsia" w:hAnsiTheme="majorHAnsi" w:cstheme="majorBidi"/>
       <w:spacing w:val="-10"/>
       <w:kern w:val="28"/>
       <w:sz w:val="56"/>
       <w:szCs w:val="56"/>
     </w:rPr>
   </w:style>
-  <w:style w:type="character" w:styleId="TitleChar" w:customStyle="1">
+  <w:style w:type="character" w:customStyle="1" w:styleId="TitleChar">
     <w:name w:val="Title Char"/>
     <w:basedOn w:val="DefaultParagraphFont"/>
     <w:link w:val="Title"/>
     <w:uiPriority w:val="10"/>
     <w:rsid w:val="00EA69C0"/>
     <w:rPr>
-      <w:rFonts w:asciiTheme="majorHAnsi" w:hAnsiTheme="majorHAnsi" w:eastAsiaTheme="majorEastAsia" w:cstheme="majorBidi"/>
+      <w:rFonts w:asciiTheme="majorHAnsi" w:eastAsiaTheme="majorEastAsia" w:hAnsiTheme="majorHAnsi" w:cstheme="majorBidi"/>
       <w:spacing w:val="-10"/>
       <w:kern w:val="28"/>
       <w:sz w:val="56"/>
@@ -3636,7 +3507,7 @@
       <w:szCs w:val="28"/>
     </w:rPr>
   </w:style>
-  <w:style w:type="character" w:styleId="SubtitleChar" w:customStyle="1">
+  <w:style w:type="character" w:customStyle="1" w:styleId="SubtitleChar">
     <w:name w:val="Subtitle Char"/>
     <w:basedOn w:val="DefaultParagraphFont"/>
     <w:link w:val="Subtitle"/>
@@ -3668,7 +3539,7 @@
       <w:color w:val="404040" w:themeColor="text1" w:themeTint="BF"/>
     </w:rPr>
   </w:style>
-  <w:style w:type="character" w:styleId="QuoteChar" w:customStyle="1">
+  <w:style w:type="character" w:customStyle="1" w:styleId="QuoteChar">
     <w:name w:val="Quote Char"/>
     <w:basedOn w:val="DefaultParagraphFont"/>
     <w:link w:val="Quote"/>
@@ -3713,8 +3584,8 @@
     <w:rsid w:val="00EA69C0"/>
     <w:pPr>
       <w:pBdr>
-        <w:top w:val="single" w:color="0F4761" w:themeColor="accent1" w:themeShade="BF" w:sz="4" w:space="10"/>
-        <w:bottom w:val="single" w:color="0F4761" w:themeColor="accent1" w:themeShade="BF" w:sz="4" w:space="10"/>
+        <w:top w:val="single" w:sz="4" w:space="10" w:color="0F4761" w:themeColor="accent1" w:themeShade="BF"/>
+        <w:bottom w:val="single" w:sz="4" w:space="10" w:color="0F4761" w:themeColor="accent1" w:themeShade="BF"/>
       </w:pBdr>
       <w:spacing w:before="360" w:after="360"/>
       <w:ind w:left="864" w:right="864"/>
@@ -3726,7 +3597,7 @@
       <w:color w:val="0F4761" w:themeColor="accent1" w:themeShade="BF"/>
     </w:rPr>
   </w:style>
-  <w:style w:type="character" w:styleId="IntenseQuoteChar" w:customStyle="1">
+  <w:style w:type="character" w:customStyle="1" w:styleId="IntenseQuoteChar">
     <w:name w:val="Intense Quote Char"/>
     <w:basedOn w:val="DefaultParagraphFont"/>
     <w:link w:val="IntenseQuote"/>
@@ -3785,12 +3656,12 @@
     </w:pPr>
     <w:tblPr>
       <w:tblBorders>
-        <w:top w:val="single" w:color="auto" w:sz="4" w:space="0"/>
-        <w:left w:val="single" w:color="auto" w:sz="4" w:space="0"/>
-        <w:bottom w:val="single" w:color="auto" w:sz="4" w:space="0"/>
-        <w:right w:val="single" w:color="auto" w:sz="4" w:space="0"/>
-        <w:insideH w:val="single" w:color="auto" w:sz="4" w:space="0"/>
-        <w:insideV w:val="single" w:color="auto" w:sz="4" w:space="0"/>
+        <w:top w:val="single" w:sz="4" w:space="0" w:color="auto"/>
+        <w:left w:val="single" w:sz="4" w:space="0" w:color="auto"/>
+        <w:bottom w:val="single" w:sz="4" w:space="0" w:color="auto"/>
+        <w:right w:val="single" w:sz="4" w:space="0" w:color="auto"/>
+        <w:insideH w:val="single" w:sz="4" w:space="0" w:color="auto"/>
+        <w:insideV w:val="single" w:sz="4" w:space="0" w:color="auto"/>
       </w:tblBorders>
     </w:tblPr>
   </w:style>
@@ -3804,14 +3675,14 @@
       <w:spacing w:before="100" w:beforeAutospacing="1" w:after="100" w:afterAutospacing="1" w:line="240" w:lineRule="auto"/>
     </w:pPr>
     <w:rPr>
-      <w:rFonts w:ascii="Times New Roman" w:hAnsi="Times New Roman" w:eastAsia="Times New Roman" w:cs="Times New Roman"/>
+      <w:rFonts w:ascii="Times New Roman" w:eastAsia="Times New Roman" w:hAnsi="Times New Roman" w:cs="Times New Roman"/>
       <w:kern w:val="0"/>
       <w:lang w:eastAsia="nl-NL"/>
       <w14:ligatures w14:val="none"/>
     </w:rPr>
   </w:style>
   <w:style w:type="paragraph" w:styleId="CommentText">
-    <w:name w:val="Comment Text"/>
+    <w:name w:val="annotation text"/>
     <w:basedOn w:val="Normal"/>
     <w:link w:val="CommentTextChar"/>
     <w:uiPriority w:val="99"/>
@@ -3825,7 +3696,7 @@
       <w:szCs w:val="20"/>
     </w:rPr>
   </w:style>
-  <w:style w:type="character" w:styleId="CommentTextChar" w:customStyle="1">
+  <w:style w:type="character" w:customStyle="1" w:styleId="CommentTextChar">
     <w:name w:val="Comment Text Char"/>
     <w:basedOn w:val="DefaultParagraphFont"/>
     <w:link w:val="CommentText"/>
@@ -3837,7 +3708,7 @@
     </w:rPr>
   </w:style>
   <w:style w:type="character" w:styleId="CommentReference">
-    <w:name w:val="Comment Reference"/>
+    <w:name w:val="annotation reference"/>
     <w:basedOn w:val="DefaultParagraphFont"/>
     <w:uiPriority w:val="99"/>
     <w:semiHidden/>
@@ -3859,7 +3730,7 @@
     </w:pPr>
   </w:style>
   <w:style w:type="paragraph" w:styleId="CommentSubject">
-    <w:name w:val="Comment Subject"/>
+    <w:name w:val="annotation subject"/>
     <w:basedOn w:val="CommentText"/>
     <w:next w:val="CommentText"/>
     <w:link w:val="CommentSubjectChar"/>
@@ -3872,7 +3743,7 @@
       <w:bCs/>
     </w:rPr>
   </w:style>
-  <w:style w:type="character" w:styleId="CommentSubjectChar" w:customStyle="1">
+  <w:style w:type="character" w:customStyle="1" w:styleId="CommentSubjectChar">
     <w:name w:val="Comment Subject Char"/>
     <w:basedOn w:val="CommentTextChar"/>
     <w:link w:val="CommentSubject"/>
@@ -3898,13 +3769,13 @@
       <w:u w:val="single"/>
     </w:rPr>
   </w:style>
-  <w:style w:type="character" w:styleId="normaltextrun" w:customStyle="true">
-    <w:uiPriority w:val="1"/>
+  <w:style w:type="character" w:customStyle="1" w:styleId="normaltextrun">
     <w:name w:val="normaltextrun"/>
     <w:basedOn w:val="DefaultParagraphFont"/>
+    <w:uiPriority w:val="1"/>
     <w:rsid w:val="11BC2840"/>
     <w:rPr>
-      <w:rFonts w:ascii="Calibri" w:hAnsi="Calibri" w:eastAsia="Calibri" w:cs="Arial" w:asciiTheme="minorAscii" w:hAnsiTheme="minorAscii" w:eastAsiaTheme="minorAscii" w:cstheme="minorBidi"/>
+      <w:rFonts w:asciiTheme="minorHAnsi" w:eastAsiaTheme="minorEastAsia" w:hAnsiTheme="minorHAnsi" w:cstheme="minorBidi"/>
       <w:sz w:val="22"/>
       <w:szCs w:val="22"/>
     </w:rPr>
@@ -3913,7 +3784,7 @@
 </file>
 
 <file path=word/theme/theme1.xml><?xml version="1.0" encoding="utf-8"?>
-<a:theme xmlns:a="http://schemas.openxmlformats.org/drawingml/2006/main" xmlns:thm15="http://schemas.microsoft.com/office/thememl/2012/main" name="Office Theme">
+<a:theme xmlns:a="http://schemas.openxmlformats.org/drawingml/2006/main" name="Office Theme">
   <a:themeElements>
     <a:clrScheme name="Office">
       <a:dk1>
@@ -4217,20 +4088,6 @@
 </file>
 
 <file path=customXml/item2.xml><?xml version="1.0" encoding="utf-8"?>
-<p:properties xmlns:p="http://schemas.microsoft.com/office/2006/metadata/properties" xmlns:xsi="http://www.w3.org/2001/XMLSchema-instance" xmlns:pc="http://schemas.microsoft.com/office/infopath/2007/PartnerControls">
-  <documentManagement>
-    <lcf76f155ced4ddcb4097134ff3c332f xmlns="de4dd4cd-b4a8-4208-ab00-137eb2055693">
-      <Terms xmlns="http://schemas.microsoft.com/office/infopath/2007/PartnerControls"/>
-    </lcf76f155ced4ddcb4097134ff3c332f>
-    <eb069caa381b48d0a7be9735364d9a94 xmlns="de4dd4cd-b4a8-4208-ab00-137eb2055693">
-      <Terms xmlns="http://schemas.microsoft.com/office/infopath/2007/PartnerControls"/>
-    </eb069caa381b48d0a7be9735364d9a94>
-    <TaxCatchAll xmlns="379a083f-24d6-4add-970e-7f45554ac387" xsi:nil="true"/>
-  </documentManagement>
-</p:properties>
-</file>
-
-<file path=customXml/item3.xml><?xml version="1.0" encoding="utf-8"?>
 <ct:contentTypeSchema xmlns:ct="http://schemas.microsoft.com/office/2006/metadata/contentType" xmlns:ma="http://schemas.microsoft.com/office/2006/metadata/properties/metaAttributes" ct:_="" ma:_="" ma:contentTypeName="Document" ma:contentTypeID="0x01010020C962F77BDE9F4FB9B58CF3AE565F95" ma:contentTypeVersion="21" ma:contentTypeDescription="Een nieuw document maken." ma:contentTypeScope="" ma:versionID="1c4c9f2c3374538a6b65d753c09d7493">
   <xsd:schema xmlns:xsd="http://www.w3.org/2001/XMLSchema" xmlns:xs="http://www.w3.org/2001/XMLSchema" xmlns:p="http://schemas.microsoft.com/office/2006/metadata/properties" xmlns:ns2="de4dd4cd-b4a8-4208-ab00-137eb2055693" xmlns:ns3="379a083f-24d6-4add-970e-7f45554ac387" targetNamespace="http://schemas.microsoft.com/office/2006/metadata/properties" ma:root="true" ma:fieldsID="c544882c87bedafdf4ca10585c73f416" ns2:_="" ns3:_="">
     <xsd:import namespace="de4dd4cd-b4a8-4208-ab00-137eb2055693"/>
@@ -4493,6 +4350,20 @@
 </ct:contentTypeSchema>
 </file>
 
+<file path=customXml/item3.xml><?xml version="1.0" encoding="utf-8"?>
+<p:properties xmlns:p="http://schemas.microsoft.com/office/2006/metadata/properties" xmlns:xsi="http://www.w3.org/2001/XMLSchema-instance" xmlns:pc="http://schemas.microsoft.com/office/infopath/2007/PartnerControls">
+  <documentManagement>
+    <lcf76f155ced4ddcb4097134ff3c332f xmlns="de4dd4cd-b4a8-4208-ab00-137eb2055693">
+      <Terms xmlns="http://schemas.microsoft.com/office/infopath/2007/PartnerControls"/>
+    </lcf76f155ced4ddcb4097134ff3c332f>
+    <eb069caa381b48d0a7be9735364d9a94 xmlns="de4dd4cd-b4a8-4208-ab00-137eb2055693">
+      <Terms xmlns="http://schemas.microsoft.com/office/infopath/2007/PartnerControls"/>
+    </eb069caa381b48d0a7be9735364d9a94>
+    <TaxCatchAll xmlns="379a083f-24d6-4add-970e-7f45554ac387" xsi:nil="true"/>
+  </documentManagement>
+</p:properties>
+</file>
+
 <file path=customXml/itemProps1.xml><?xml version="1.0" encoding="utf-8"?>
 <ds:datastoreItem xmlns:ds="http://schemas.openxmlformats.org/officeDocument/2006/customXml" ds:itemID="{39D5177B-4337-4D7B-B05A-9AD2396589DB}">
   <ds:schemaRefs>
@@ -4502,17 +4373,6 @@
 </file>
 
 <file path=customXml/itemProps2.xml><?xml version="1.0" encoding="utf-8"?>
-<ds:datastoreItem xmlns:ds="http://schemas.openxmlformats.org/officeDocument/2006/customXml" ds:itemID="{70A7D462-162F-42E6-BA8C-919EEF69E4C5}">
-  <ds:schemaRefs>
-    <ds:schemaRef ds:uri="http://schemas.microsoft.com/office/2006/metadata/properties"/>
-    <ds:schemaRef ds:uri="http://schemas.microsoft.com/office/infopath/2007/PartnerControls"/>
-    <ds:schemaRef ds:uri="de4dd4cd-b4a8-4208-ab00-137eb2055693"/>
-    <ds:schemaRef ds:uri="379a083f-24d6-4add-970e-7f45554ac387"/>
-  </ds:schemaRefs>
-</ds:datastoreItem>
-</file>
-
-<file path=customXml/itemProps3.xml><?xml version="1.0" encoding="utf-8"?>
 <ds:datastoreItem xmlns:ds="http://schemas.openxmlformats.org/officeDocument/2006/customXml" ds:itemID="{0941AEDE-3068-4890-84B9-B0DB73256F5F}">
   <ds:schemaRefs>
     <ds:schemaRef ds:uri="http://schemas.microsoft.com/office/2006/metadata/contentType"/>
@@ -4529,4 +4389,15 @@
     <ds:schemaRef ds:uri="http://schemas.microsoft.com/internal/obd"/>
   </ds:schemaRefs>
 </ds:datastoreItem>
+</file>
+
+<file path=customXml/itemProps3.xml><?xml version="1.0" encoding="utf-8"?>
+<ds:datastoreItem xmlns:ds="http://schemas.openxmlformats.org/officeDocument/2006/customXml" ds:itemID="{70A7D462-162F-42E6-BA8C-919EEF69E4C5}">
+  <ds:schemaRefs>
+    <ds:schemaRef ds:uri="http://schemas.microsoft.com/office/2006/metadata/properties"/>
+    <ds:schemaRef ds:uri="http://schemas.microsoft.com/office/infopath/2007/PartnerControls"/>
+    <ds:schemaRef ds:uri="de4dd4cd-b4a8-4208-ab00-137eb2055693"/>
+    <ds:schemaRef ds:uri="379a083f-24d6-4add-970e-7f45554ac387"/>
+  </ds:schemaRefs>
+</ds:datastoreItem>
 </file>